--- a/docs/technical/ahgSettingsPlugin.docx
+++ b/docs/technical/ahgSettingsPlugin.docx
@@ -2,32 +2,22 @@
 <file path=word/document.xml><?xml version="1.0" encoding="utf-8"?>
 <w:document xmlns:w="http://schemas.openxmlformats.org/wordprocessingml/2006/main" xmlns:m="http://schemas.openxmlformats.org/officeDocument/2006/math" xmlns:r="http://schemas.openxmlformats.org/officeDocument/2006/relationships" xmlns:o="urn:schemas-microsoft-com:office:office" xmlns:v="urn:schemas-microsoft-com:vml" xmlns:w10="urn:schemas-microsoft-com:office:word" xmlns:a="http://schemas.openxmlformats.org/drawingml/2006/main" xmlns:pic="http://schemas.openxmlformats.org/drawingml/2006/picture" xmlns:wp="http://schemas.openxmlformats.org/drawingml/2006/wordprocessingDrawing">
   <w:body>
-    <w:sdt>
-      <w:sdtPr>
-        <w:docPartObj>
-          <w:docPartGallery w:val="Table of Contents"/>
-          <w:docPartUnique/>
-        </w:docPartObj>
-      </w:sdtPr>
-      <w:sdtContent>
-        <w:p>
-          <w:pPr>
-            <w:pStyle w:val="TOCHeading"/>
-          </w:pPr>
-          <w:r>
-            <w:t xml:space="preserve">Table of Contents</w:t>
-          </w:r>
-        </w:p>
-        <w:p>
-          <w:r>
-            <w:fldChar w:fldCharType="begin" w:dirty="true"/>
-            <w:instrText xml:space="preserve">TOC \o "1-3" \h \z \u</w:instrText>
-            <w:fldChar w:fldCharType="separate"/>
-            <w:fldChar w:fldCharType="end"/>
-          </w:r>
-        </w:p>
-      </w:sdtContent>
-    </w:sdt>
+    <w:p>
+      <w:pPr>
+        <w:pStyle w:val="Title"/>
+      </w:pPr>
+      <w:r>
+        <w:t xml:space="preserve">ahgSettingsPlugin - Technical Documentation</w:t>
+      </w:r>
+    </w:p>
+    <w:p>
+      <w:pPr>
+        <w:pStyle w:val="Author"/>
+      </w:pPr>
+      <w:r>
+        <w:t xml:space="preserve">The Archive and Heritage Group (Pty) Ltd</w:t>
+      </w:r>
+    </w:p>
     <w:bookmarkStart w:id="74" w:name="X7c654124d22d40bf226a0eeb16703f75c24bbf5"/>
     <w:p>
       <w:pPr>
@@ -146,346 +136,127 @@
     </w:p>
     <w:p>
       <w:pPr>
-        <w:pStyle w:val="SourceCode"/>
+        <w:pStyle w:val="FirstParagraph"/>
       </w:pPr>
       <w:r>
-        <w:rPr>
-          <w:rStyle w:val="VerbatimChar"/>
-        </w:rPr>
-        <w:t xml:space="preserve">+---------------------------------------------------------------------+</w:t>
-      </w:r>
-      <w:r>
-        <w:br/>
-      </w:r>
-      <w:r>
-        <w:rPr>
-          <w:rStyle w:val="VerbatimChar"/>
-        </w:rPr>
-        <w:t xml:space="preserve">|                        ahgSettingsPlugin                             |</w:t>
-      </w:r>
-      <w:r>
-        <w:br/>
-      </w:r>
-      <w:r>
-        <w:rPr>
-          <w:rStyle w:val="VerbatimChar"/>
-        </w:rPr>
-        <w:t xml:space="preserve">+---------------------------------------------------------------------+</w:t>
-      </w:r>
-      <w:r>
-        <w:br/>
-      </w:r>
-      <w:r>
-        <w:rPr>
-          <w:rStyle w:val="VerbatimChar"/>
-        </w:rPr>
-        <w:t xml:space="preserve">|                                                                      |</w:t>
-      </w:r>
-      <w:r>
-        <w:br/>
-      </w:r>
-      <w:r>
-        <w:rPr>
-          <w:rStyle w:val="VerbatimChar"/>
-        </w:rPr>
-        <w:t xml:space="preserve">|  +---------------------------------------------------------------+  |</w:t>
-      </w:r>
-      <w:r>
-        <w:br/>
-      </w:r>
-      <w:r>
-        <w:rPr>
-          <w:rStyle w:val="VerbatimChar"/>
-        </w:rPr>
-        <w:t xml:space="preserve">|  |                   Plugin Configuration                         |  |</w:t>
-      </w:r>
-      <w:r>
-        <w:br/>
-      </w:r>
-      <w:r>
-        <w:rPr>
-          <w:rStyle w:val="VerbatimChar"/>
-        </w:rPr>
-        <w:t xml:space="preserve">|  |  ahgSettingsPluginConfiguration.class.php                      |  |</w:t>
-      </w:r>
-      <w:r>
-        <w:br/>
-      </w:r>
-      <w:r>
-        <w:rPr>
-          <w:rStyle w:val="VerbatimChar"/>
-        </w:rPr>
-        <w:t xml:space="preserve">|  |  - Route registration                                          |  |</w:t>
-      </w:r>
-      <w:r>
-        <w:br/>
-      </w:r>
-      <w:r>
-        <w:rPr>
-          <w:rStyle w:val="VerbatimChar"/>
-        </w:rPr>
-        <w:t xml:space="preserve">|  |  - Module initialization                                       |  |</w:t>
-      </w:r>
-      <w:r>
-        <w:br/>
-      </w:r>
-      <w:r>
-        <w:rPr>
-          <w:rStyle w:val="VerbatimChar"/>
-        </w:rPr>
-        <w:t xml:space="preserve">|  +---------------------------------------------------------------+  |</w:t>
-      </w:r>
-      <w:r>
-        <w:br/>
-      </w:r>
-      <w:r>
-        <w:rPr>
-          <w:rStyle w:val="VerbatimChar"/>
-        </w:rPr>
-        <w:t xml:space="preserve">|                              |                                       |</w:t>
-      </w:r>
-      <w:r>
-        <w:br/>
-      </w:r>
-      <w:r>
-        <w:rPr>
-          <w:rStyle w:val="VerbatimChar"/>
-        </w:rPr>
-        <w:t xml:space="preserve">|                              v                                       |</w:t>
-      </w:r>
-      <w:r>
-        <w:br/>
-      </w:r>
-      <w:r>
-        <w:rPr>
-          <w:rStyle w:val="VerbatimChar"/>
-        </w:rPr>
-        <w:t xml:space="preserve">|  +---------------------------------------------------------------+  |</w:t>
-      </w:r>
-      <w:r>
-        <w:br/>
-      </w:r>
-      <w:r>
-        <w:rPr>
-          <w:rStyle w:val="VerbatimChar"/>
-        </w:rPr>
-        <w:t xml:space="preserve">|  |                    Action Handlers                             |  |</w:t>
-      </w:r>
-      <w:r>
-        <w:br/>
-      </w:r>
-      <w:r>
-        <w:rPr>
-          <w:rStyle w:val="VerbatimChar"/>
-        </w:rPr>
-        <w:t xml:space="preserve">|  |  +------------+  +------------+  +------------+  +----------+  |  |</w:t>
-      </w:r>
-      <w:r>
-        <w:br/>
-      </w:r>
-      <w:r>
-        <w:rPr>
-          <w:rStyle w:val="VerbatimChar"/>
-        </w:rPr>
-        <w:t xml:space="preserve">|  |  | globalAction|  |sectionAction|  |pluginsAction|  |emailAction|  |</w:t>
-      </w:r>
-      <w:r>
-        <w:br/>
-      </w:r>
-      <w:r>
-        <w:rPr>
-          <w:rStyle w:val="VerbatimChar"/>
-        </w:rPr>
-        <w:t xml:space="preserve">|  |  +------------+  +------------+  +------------+  +----------+  |  |</w:t>
-      </w:r>
-      <w:r>
-        <w:br/>
-      </w:r>
-      <w:r>
-        <w:rPr>
-          <w:rStyle w:val="VerbatimChar"/>
-        </w:rPr>
-        <w:t xml:space="preserve">|  |  +------------+  +------------+  +------------+  +----------+  |  |</w:t>
-      </w:r>
-      <w:r>
-        <w:br/>
-      </w:r>
-      <w:r>
-        <w:rPr>
-          <w:rStyle w:val="VerbatimChar"/>
-        </w:rPr>
-        <w:t xml:space="preserve">|  |  |aiServicesAct| |apiKeysAction| |preserveAction| |numberingAct|  |</w:t>
-      </w:r>
-      <w:r>
-        <w:br/>
-      </w:r>
-      <w:r>
-        <w:rPr>
-          <w:rStyle w:val="VerbatimChar"/>
-        </w:rPr>
-        <w:t xml:space="preserve">|  |  +------------+  +------------+  +------------+  +----------+  |  |</w:t>
-      </w:r>
-      <w:r>
-        <w:br/>
-      </w:r>
-      <w:r>
-        <w:rPr>
-          <w:rStyle w:val="VerbatimChar"/>
-        </w:rPr>
-        <w:t xml:space="preserve">|  +---------------------------------------------------------------+  |</w:t>
-      </w:r>
-      <w:r>
-        <w:br/>
-      </w:r>
-      <w:r>
-        <w:rPr>
-          <w:rStyle w:val="VerbatimChar"/>
-        </w:rPr>
-        <w:t xml:space="preserve">|                              |                                       |</w:t>
-      </w:r>
-      <w:r>
-        <w:br/>
-      </w:r>
-      <w:r>
-        <w:rPr>
-          <w:rStyle w:val="VerbatimChar"/>
-        </w:rPr>
-        <w:t xml:space="preserve">|                              v                                       |</w:t>
-      </w:r>
-      <w:r>
-        <w:br/>
-      </w:r>
-      <w:r>
-        <w:rPr>
-          <w:rStyle w:val="VerbatimChar"/>
-        </w:rPr>
-        <w:t xml:space="preserve">|  +---------------------------------------------------------------+  |</w:t>
-      </w:r>
-      <w:r>
-        <w:br/>
-      </w:r>
-      <w:r>
-        <w:rPr>
-          <w:rStyle w:val="VerbatimChar"/>
-        </w:rPr>
-        <w:t xml:space="preserve">|  |                    Service Layer                               |  |</w:t>
-      </w:r>
-      <w:r>
-        <w:br/>
-      </w:r>
-      <w:r>
-        <w:rPr>
-          <w:rStyle w:val="VerbatimChar"/>
-        </w:rPr>
-        <w:t xml:space="preserve">|  |  AhgSettingsService                                           |  |</w:t>
-      </w:r>
-      <w:r>
-        <w:br/>
-      </w:r>
-      <w:r>
-        <w:rPr>
-          <w:rStyle w:val="VerbatimChar"/>
-        </w:rPr>
-        <w:t xml:space="preserve">|  |  - Settings CRUD                                               |  |</w:t>
-      </w:r>
-      <w:r>
-        <w:br/>
-      </w:r>
-      <w:r>
-        <w:rPr>
-          <w:rStyle w:val="VerbatimChar"/>
-        </w:rPr>
-        <w:t xml:space="preserve">|  |  - Caching                                                     |  |</w:t>
-      </w:r>
-      <w:r>
-        <w:br/>
-      </w:r>
-      <w:r>
-        <w:rPr>
-          <w:rStyle w:val="VerbatimChar"/>
-        </w:rPr>
-        <w:t xml:space="preserve">|  |  - Feature toggles                                             |  |</w:t>
-      </w:r>
-      <w:r>
-        <w:br/>
-      </w:r>
-      <w:r>
-        <w:rPr>
-          <w:rStyle w:val="VerbatimChar"/>
-        </w:rPr>
-        <w:t xml:space="preserve">|  +---------------------------------------------------------------+  |</w:t>
-      </w:r>
-      <w:r>
-        <w:br/>
-      </w:r>
-      <w:r>
-        <w:rPr>
-          <w:rStyle w:val="VerbatimChar"/>
-        </w:rPr>
-        <w:t xml:space="preserve">|                              |                                       |</w:t>
-      </w:r>
-      <w:r>
-        <w:br/>
-      </w:r>
-      <w:r>
-        <w:rPr>
-          <w:rStyle w:val="VerbatimChar"/>
-        </w:rPr>
-        <w:t xml:space="preserve">|                              v                                       |</w:t>
-      </w:r>
-      <w:r>
-        <w:br/>
-      </w:r>
-      <w:r>
-        <w:rPr>
-          <w:rStyle w:val="VerbatimChar"/>
-        </w:rPr>
-        <w:t xml:space="preserve">|  +---------------------------------------------------------------+  |</w:t>
-      </w:r>
-      <w:r>
-        <w:br/>
-      </w:r>
-      <w:r>
-        <w:rPr>
-          <w:rStyle w:val="VerbatimChar"/>
-        </w:rPr>
-        <w:t xml:space="preserve">|  |                    Database Tables                             |  |</w:t>
-      </w:r>
-      <w:r>
-        <w:br/>
-      </w:r>
-      <w:r>
-        <w:rPr>
-          <w:rStyle w:val="VerbatimChar"/>
-        </w:rPr>
-        <w:t xml:space="preserve">|  |  ahg_settings | ahg_api_key | numbering_scheme | email_setting |  |</w:t>
-      </w:r>
-      <w:r>
-        <w:br/>
-      </w:r>
-      <w:r>
-        <w:rPr>
-          <w:rStyle w:val="VerbatimChar"/>
-        </w:rPr>
-        <w:t xml:space="preserve">|  +---------------------------------------------------------------+  |</w:t>
-      </w:r>
-      <w:r>
-        <w:br/>
-      </w:r>
-      <w:r>
-        <w:rPr>
-          <w:rStyle w:val="VerbatimChar"/>
-        </w:rPr>
-        <w:t xml:space="preserve">|                                                                      |</w:t>
-      </w:r>
-      <w:r>
-        <w:br/>
-      </w:r>
-      <w:r>
-        <w:rPr>
-          <w:rStyle w:val="VerbatimChar"/>
-        </w:rPr>
-        <w:t xml:space="preserve">+---------------------------------------------------------------------+</w:t>
+        <w:t xml:space="preserve">ahgSettingsPlugin</w:t>
+      </w:r>
+      <w:r>
+        <w:t xml:space="preserve">Plugin</w:t>
+      </w:r>
+      <w:r>
+        <w:t xml:space="preserve">Configuration</w:t>
+      </w:r>
+      <w:r>
+        <w:t xml:space="preserve">ahgSettingsPluginConfiguration.class.php</w:t>
+      </w:r>
+      <w:r>
+        <w:t xml:space="preserve">-</w:t>
+      </w:r>
+      <w:r>
+        <w:t xml:space="preserve">Route</w:t>
+      </w:r>
+      <w:r>
+        <w:t xml:space="preserve">registration</w:t>
+      </w:r>
+      <w:r>
+        <w:t xml:space="preserve">-</w:t>
+      </w:r>
+      <w:r>
+        <w:t xml:space="preserve">Module</w:t>
+      </w:r>
+      <w:r>
+        <w:t xml:space="preserve">initialization</w:t>
+      </w:r>
+      <w:r>
+        <w:t xml:space="preserve">v</w:t>
+      </w:r>
+      <w:r>
+        <w:t xml:space="preserve">Action</w:t>
+      </w:r>
+      <w:r>
+        <w:t xml:space="preserve">Handlers</w:t>
+      </w:r>
+      <w:r>
+        <w:t xml:space="preserve">globalAction</w:t>
+      </w:r>
+      <w:r>
+        <w:t xml:space="preserve">sectionAction</w:t>
+      </w:r>
+      <w:r>
+        <w:t xml:space="preserve">pluginsAction</w:t>
+      </w:r>
+      <w:r>
+        <w:t xml:space="preserve">emailAction</w:t>
+      </w:r>
+      <w:r>
+        <w:t xml:space="preserve">aiServicesAct</w:t>
+      </w:r>
+      <w:r>
+        <w:t xml:space="preserve">apiKeysAction</w:t>
+      </w:r>
+      <w:r>
+        <w:t xml:space="preserve">preserveAction</w:t>
+      </w:r>
+      <w:r>
+        <w:t xml:space="preserve">numberingAct</w:t>
+      </w:r>
+      <w:r>
+        <w:t xml:space="preserve">v</w:t>
+      </w:r>
+      <w:r>
+        <w:t xml:space="preserve">Service</w:t>
+      </w:r>
+      <w:r>
+        <w:t xml:space="preserve">Layer</w:t>
+      </w:r>
+      <w:r>
+        <w:t xml:space="preserve">AhgSettingsService</w:t>
+      </w:r>
+      <w:r>
+        <w:t xml:space="preserve">-</w:t>
+      </w:r>
+      <w:r>
+        <w:t xml:space="preserve">Settings</w:t>
+      </w:r>
+      <w:r>
+        <w:t xml:space="preserve">CRUD</w:t>
+      </w:r>
+      <w:r>
+        <w:t xml:space="preserve">-</w:t>
+      </w:r>
+      <w:r>
+        <w:t xml:space="preserve">Caching</w:t>
+      </w:r>
+      <w:r>
+        <w:t xml:space="preserve">-</w:t>
+      </w:r>
+      <w:r>
+        <w:t xml:space="preserve">Feature</w:t>
+      </w:r>
+      <w:r>
+        <w:t xml:space="preserve">toggles</w:t>
+      </w:r>
+      <w:r>
+        <w:t xml:space="preserve">v</w:t>
+      </w:r>
+      <w:r>
+        <w:t xml:space="preserve">Database</w:t>
+      </w:r>
+      <w:r>
+        <w:t xml:space="preserve">Tables</w:t>
+      </w:r>
+      <w:r>
+        <w:t xml:space="preserve">ahg_settings</w:t>
+      </w:r>
+      <w:r>
+        <w:t xml:space="preserve">ahg_api_key</w:t>
+      </w:r>
+      <w:r>
+        <w:t xml:space="preserve">numbering_scheme</w:t>
+      </w:r>
+      <w:r>
+        <w:t xml:space="preserve">email_setting</w:t>
       </w:r>
     </w:p>
     <w:p>
@@ -507,1048 +278,355 @@
     </w:p>
     <w:p>
       <w:pPr>
-        <w:pStyle w:val="SourceCode"/>
+        <w:pStyle w:val="FirstParagraph"/>
       </w:pPr>
       <w:r>
-        <w:rPr>
-          <w:rStyle w:val="VerbatimChar"/>
-        </w:rPr>
         <w:t xml:space="preserve">ahgSettingsPlugin/</w:t>
       </w:r>
       <w:r>
-        <w:br/>
-      </w:r>
-      <w:r>
-        <w:rPr>
-          <w:rStyle w:val="VerbatimChar"/>
-        </w:rPr>
-        <w:t xml:space="preserve">+-- config/</w:t>
-      </w:r>
-      <w:r>
-        <w:br/>
-      </w:r>
-      <w:r>
-        <w:rPr>
-          <w:rStyle w:val="VerbatimChar"/>
-        </w:rPr>
-        <w:t xml:space="preserve">|   +-- ahgSettingsPluginConfiguration.class.php</w:t>
-      </w:r>
-      <w:r>
-        <w:br/>
-      </w:r>
-      <w:r>
-        <w:rPr>
-          <w:rStyle w:val="VerbatimChar"/>
-        </w:rPr>
-        <w:t xml:space="preserve">|   +-- routing.yml</w:t>
-      </w:r>
-      <w:r>
-        <w:br/>
-      </w:r>
-      <w:r>
-        <w:rPr>
-          <w:rStyle w:val="VerbatimChar"/>
-        </w:rPr>
-        <w:t xml:space="preserve">+-- database/</w:t>
-      </w:r>
-      <w:r>
-        <w:br/>
-      </w:r>
-      <w:r>
-        <w:rPr>
-          <w:rStyle w:val="VerbatimChar"/>
-        </w:rPr>
-        <w:t xml:space="preserve">|   +-- numbering_scheme.sql</w:t>
-      </w:r>
-      <w:r>
-        <w:br/>
-      </w:r>
-      <w:r>
-        <w:rPr>
-          <w:rStyle w:val="VerbatimChar"/>
-        </w:rPr>
-        <w:t xml:space="preserve">+-- extension.json</w:t>
-      </w:r>
-      <w:r>
-        <w:br/>
-      </w:r>
-      <w:r>
-        <w:rPr>
-          <w:rStyle w:val="VerbatimChar"/>
-        </w:rPr>
-        <w:t xml:space="preserve">+-- lib/</w:t>
-      </w:r>
-      <w:r>
-        <w:br/>
-      </w:r>
-      <w:r>
-        <w:rPr>
-          <w:rStyle w:val="VerbatimChar"/>
-        </w:rPr>
-        <w:t xml:space="preserve">|   +-- filter/</w:t>
-      </w:r>
-      <w:r>
-        <w:br/>
-      </w:r>
-      <w:r>
-        <w:rPr>
-          <w:rStyle w:val="VerbatimChar"/>
-        </w:rPr>
-        <w:t xml:space="preserve">|   |   +-- NumberingFilter.class.php</w:t>
-      </w:r>
-      <w:r>
-        <w:br/>
-      </w:r>
-      <w:r>
-        <w:rPr>
-          <w:rStyle w:val="VerbatimChar"/>
-        </w:rPr>
-        <w:t xml:space="preserve">|   +-- Services/</w:t>
-      </w:r>
-      <w:r>
-        <w:br/>
-      </w:r>
-      <w:r>
-        <w:rPr>
-          <w:rStyle w:val="VerbatimChar"/>
-        </w:rPr>
-        <w:t xml:space="preserve">|       +-- AhgSettingsService.php</w:t>
-      </w:r>
-      <w:r>
-        <w:br/>
-      </w:r>
-      <w:r>
-        <w:rPr>
-          <w:rStyle w:val="VerbatimChar"/>
-        </w:rPr>
-        <w:t xml:space="preserve">+-- modules/</w:t>
-      </w:r>
-      <w:r>
-        <w:br/>
-      </w:r>
-      <w:r>
-        <w:rPr>
-          <w:rStyle w:val="VerbatimChar"/>
-        </w:rPr>
-        <w:t xml:space="preserve">    +-- ahgSettings/</w:t>
-      </w:r>
-      <w:r>
-        <w:br/>
-      </w:r>
-      <w:r>
-        <w:rPr>
-          <w:rStyle w:val="VerbatimChar"/>
-        </w:rPr>
-        <w:t xml:space="preserve">        +-- actions/</w:t>
-      </w:r>
-      <w:r>
-        <w:br/>
-      </w:r>
-      <w:r>
-        <w:rPr>
-          <w:rStyle w:val="VerbatimChar"/>
-        </w:rPr>
-        <w:t xml:space="preserve">        |   +-- handlers/</w:t>
-      </w:r>
-      <w:r>
-        <w:br/>
-      </w:r>
-      <w:r>
-        <w:rPr>
-          <w:rStyle w:val="VerbatimChar"/>
-        </w:rPr>
-        <w:t xml:space="preserve">        |   |   +-- ahgIntegrationAction.class.php</w:t>
-      </w:r>
-      <w:r>
-        <w:br/>
-      </w:r>
-      <w:r>
-        <w:rPr>
-          <w:rStyle w:val="VerbatimChar"/>
-        </w:rPr>
-        <w:t xml:space="preserve">        |   |   +-- aiServicesAction.class.php</w:t>
-      </w:r>
-      <w:r>
-        <w:br/>
-      </w:r>
-      <w:r>
-        <w:rPr>
-          <w:rStyle w:val="VerbatimChar"/>
-        </w:rPr>
-        <w:t xml:space="preserve">        |   |   +-- apiKeysAction.class.php</w:t>
-      </w:r>
-      <w:r>
-        <w:br/>
-      </w:r>
-      <w:r>
-        <w:rPr>
-          <w:rStyle w:val="VerbatimChar"/>
-        </w:rPr>
-        <w:t xml:space="preserve">        |   |   +-- clipboardAction.class.php</w:t>
-      </w:r>
-      <w:r>
-        <w:br/>
-      </w:r>
-      <w:r>
-        <w:rPr>
-          <w:rStyle w:val="VerbatimChar"/>
-        </w:rPr>
-        <w:t xml:space="preserve">        |   |   +-- csvValidatorAction.class.php</w:t>
-      </w:r>
-      <w:r>
-        <w:br/>
-      </w:r>
-      <w:r>
-        <w:rPr>
-          <w:rStyle w:val="VerbatimChar"/>
-        </w:rPr>
-        <w:t xml:space="preserve">        |   |   +-- damToolsAction.class.php</w:t>
-      </w:r>
-      <w:r>
-        <w:br/>
-      </w:r>
-      <w:r>
-        <w:rPr>
-          <w:rStyle w:val="VerbatimChar"/>
-        </w:rPr>
-        <w:t xml:space="preserve">        |   |   +-- deleteAction.class.php</w:t>
-      </w:r>
-      <w:r>
-        <w:br/>
-      </w:r>
-      <w:r>
-        <w:rPr>
-          <w:rStyle w:val="VerbatimChar"/>
-        </w:rPr>
-        <w:t xml:space="preserve">        |   |   +-- diacriticsAction.class.php</w:t>
-      </w:r>
-      <w:r>
-        <w:br/>
-      </w:r>
-      <w:r>
-        <w:rPr>
-          <w:rStyle w:val="VerbatimChar"/>
-        </w:rPr>
-        <w:t xml:space="preserve">        |   |   +-- digitalObjectDerivativesAction.class.php</w:t>
-      </w:r>
-      <w:r>
-        <w:br/>
-      </w:r>
-      <w:r>
-        <w:rPr>
-          <w:rStyle w:val="VerbatimChar"/>
-        </w:rPr>
-        <w:t xml:space="preserve">        |   |   +-- dipUploadAction.class.php</w:t>
-      </w:r>
-      <w:r>
-        <w:br/>
-      </w:r>
-      <w:r>
-        <w:rPr>
-          <w:rStyle w:val="VerbatimChar"/>
-        </w:rPr>
-        <w:t xml:space="preserve">        |   |   +-- editAction.class.php</w:t>
-      </w:r>
-      <w:r>
-        <w:br/>
-      </w:r>
-      <w:r>
-        <w:rPr>
-          <w:rStyle w:val="VerbatimChar"/>
-        </w:rPr>
-        <w:t xml:space="preserve">        |   |   +-- emailAction.class.php</w:t>
-      </w:r>
-      <w:r>
-        <w:br/>
-      </w:r>
-      <w:r>
-        <w:rPr>
-          <w:rStyle w:val="VerbatimChar"/>
-        </w:rPr>
-        <w:t xml:space="preserve">        |   |   +-- emailTestAction.class.php</w:t>
-      </w:r>
-      <w:r>
-        <w:br/>
-      </w:r>
-      <w:r>
-        <w:rPr>
-          <w:rStyle w:val="VerbatimChar"/>
-        </w:rPr>
-        <w:t xml:space="preserve">        |   |   +-- exportAction.class.php</w:t>
-      </w:r>
-      <w:r>
-        <w:br/>
-      </w:r>
-      <w:r>
-        <w:rPr>
-          <w:rStyle w:val="VerbatimChar"/>
-        </w:rPr>
-        <w:t xml:space="preserve">        |   |   +-- findingAidAction.class.php</w:t>
-      </w:r>
-      <w:r>
-        <w:br/>
-      </w:r>
-      <w:r>
-        <w:rPr>
-          <w:rStyle w:val="VerbatimChar"/>
-        </w:rPr>
-        <w:t xml:space="preserve">        |   |   +-- fusekiTestAction.class.php</w:t>
-      </w:r>
-      <w:r>
-        <w:br/>
-      </w:r>
-      <w:r>
-        <w:rPr>
-          <w:rStyle w:val="VerbatimChar"/>
-        </w:rPr>
-        <w:t xml:space="preserve">        |   |   +-- generateIdentifierAction.class.php</w:t>
-      </w:r>
-      <w:r>
-        <w:br/>
-      </w:r>
-      <w:r>
-        <w:rPr>
-          <w:rStyle w:val="VerbatimChar"/>
-        </w:rPr>
-        <w:t xml:space="preserve">        |   |   +-- globalAction.class.php</w:t>
-      </w:r>
-      <w:r>
-        <w:br/>
-      </w:r>
-      <w:r>
-        <w:rPr>
-          <w:rStyle w:val="VerbatimChar"/>
-        </w:rPr>
-        <w:t xml:space="preserve">        |   |   +-- identifierAction.class.php</w:t>
-      </w:r>
-      <w:r>
-        <w:br/>
-      </w:r>
-      <w:r>
-        <w:rPr>
-          <w:rStyle w:val="VerbatimChar"/>
-        </w:rPr>
-        <w:t xml:space="preserve">        |   |   +-- importAction.class.php</w:t>
-      </w:r>
-      <w:r>
-        <w:br/>
-      </w:r>
-      <w:r>
-        <w:rPr>
-          <w:rStyle w:val="VerbatimChar"/>
-        </w:rPr>
-        <w:t xml:space="preserve">        |   |   +-- interfaceLabelAction.class.php</w:t>
-      </w:r>
-      <w:r>
-        <w:br/>
-      </w:r>
-      <w:r>
-        <w:rPr>
-          <w:rStyle w:val="VerbatimChar"/>
-        </w:rPr>
-        <w:t xml:space="preserve">        |   |   +-- inventoryAction.class.php</w:t>
-      </w:r>
-      <w:r>
-        <w:br/>
-      </w:r>
-      <w:r>
-        <w:rPr>
-          <w:rStyle w:val="VerbatimChar"/>
-        </w:rPr>
-        <w:t xml:space="preserve">        |   |   +-- languageAction.class.php</w:t>
-      </w:r>
-      <w:r>
-        <w:br/>
-      </w:r>
-      <w:r>
-        <w:rPr>
-          <w:rStyle w:val="VerbatimChar"/>
-        </w:rPr>
-        <w:t xml:space="preserve">        |   |   +-- ldapAction.class.php</w:t>
-      </w:r>
-      <w:r>
-        <w:br/>
-      </w:r>
-      <w:r>
-        <w:rPr>
-          <w:rStyle w:val="VerbatimChar"/>
-        </w:rPr>
-        <w:t xml:space="preserve">        |   |   +-- levelsAction.class.php</w:t>
-      </w:r>
-      <w:r>
-        <w:br/>
-      </w:r>
-      <w:r>
-        <w:rPr>
-          <w:rStyle w:val="VerbatimChar"/>
-        </w:rPr>
-        <w:t xml:space="preserve">        |   |   +-- markdownAction.class.php</w:t>
-      </w:r>
-      <w:r>
-        <w:br/>
-      </w:r>
-      <w:r>
-        <w:rPr>
-          <w:rStyle w:val="VerbatimChar"/>
-        </w:rPr>
-        <w:t xml:space="preserve">        |   |   +-- numberingSchemeEditAction.class.php</w:t>
-      </w:r>
-      <w:r>
-        <w:br/>
-      </w:r>
-      <w:r>
-        <w:rPr>
-          <w:rStyle w:val="VerbatimChar"/>
-        </w:rPr>
-        <w:t xml:space="preserve">        |   |   +-- numberingSchemesAction.class.php</w:t>
-      </w:r>
-      <w:r>
-        <w:br/>
-      </w:r>
-      <w:r>
-        <w:rPr>
-          <w:rStyle w:val="VerbatimChar"/>
-        </w:rPr>
-        <w:t xml:space="preserve">        |   |   +-- oaiAction.class.php</w:t>
-      </w:r>
-      <w:r>
-        <w:br/>
-      </w:r>
-      <w:r>
-        <w:rPr>
-          <w:rStyle w:val="VerbatimChar"/>
-        </w:rPr>
-        <w:t xml:space="preserve">        |   |   +-- pageElementsAction.class.php</w:t>
-      </w:r>
-      <w:r>
-        <w:br/>
-      </w:r>
-      <w:r>
-        <w:rPr>
-          <w:rStyle w:val="VerbatimChar"/>
-        </w:rPr>
-        <w:t xml:space="preserve">        |   |   +-- permissionsAction.class.php</w:t>
-      </w:r>
-      <w:r>
-        <w:br/>
-      </w:r>
-      <w:r>
-        <w:rPr>
-          <w:rStyle w:val="VerbatimChar"/>
-        </w:rPr>
-        <w:t xml:space="preserve">        |   |   +-- pluginsAction.class.php</w:t>
-      </w:r>
-      <w:r>
-        <w:br/>
-      </w:r>
-      <w:r>
-        <w:rPr>
-          <w:rStyle w:val="VerbatimChar"/>
-        </w:rPr>
-        <w:t xml:space="preserve">        |   |   +-- preservationAction.class.php</w:t>
-      </w:r>
-      <w:r>
-        <w:br/>
-      </w:r>
-      <w:r>
-        <w:rPr>
-          <w:rStyle w:val="VerbatimChar"/>
-        </w:rPr>
-        <w:t xml:space="preserve">        |   |   +-- privacyNotificationAction.class.php</w:t>
-      </w:r>
-      <w:r>
-        <w:br/>
-      </w:r>
-      <w:r>
-        <w:rPr>
-          <w:rStyle w:val="VerbatimChar"/>
-        </w:rPr>
-        <w:t xml:space="preserve">        |   |   +-- resetAction.class.php</w:t>
-      </w:r>
-      <w:r>
-        <w:br/>
-      </w:r>
-      <w:r>
-        <w:rPr>
-          <w:rStyle w:val="VerbatimChar"/>
-        </w:rPr>
-        <w:t xml:space="preserve">        |   |   +-- saveTiffPdfSettingsAction.class.php</w:t>
-      </w:r>
-      <w:r>
-        <w:br/>
-      </w:r>
-      <w:r>
-        <w:rPr>
-          <w:rStyle w:val="VerbatimChar"/>
-        </w:rPr>
-        <w:t xml:space="preserve">        |   |   +-- sectionAction.class.php</w:t>
-      </w:r>
-      <w:r>
-        <w:br/>
-      </w:r>
-      <w:r>
-        <w:rPr>
-          <w:rStyle w:val="VerbatimChar"/>
-        </w:rPr>
-        <w:t xml:space="preserve">        |   |   +-- sectorNumberingAction.class.php</w:t>
-      </w:r>
-      <w:r>
-        <w:br/>
-      </w:r>
-      <w:r>
-        <w:rPr>
-          <w:rStyle w:val="VerbatimChar"/>
-        </w:rPr>
-        <w:t xml:space="preserve">        |   |   +-- securityAction.class.php</w:t>
-      </w:r>
-      <w:r>
-        <w:br/>
-      </w:r>
-      <w:r>
-        <w:rPr>
-          <w:rStyle w:val="VerbatimChar"/>
-        </w:rPr>
-        <w:t xml:space="preserve">        |   |   +-- siteInformationAction.class.php</w:t>
-      </w:r>
-      <w:r>
-        <w:br/>
-      </w:r>
-      <w:r>
-        <w:rPr>
-          <w:rStyle w:val="VerbatimChar"/>
-        </w:rPr>
-        <w:t xml:space="preserve">        |   |   +-- templateAction.class.php</w:t>
-      </w:r>
-      <w:r>
-        <w:br/>
-      </w:r>
-      <w:r>
-        <w:rPr>
-          <w:rStyle w:val="VerbatimChar"/>
-        </w:rPr>
-        <w:t xml:space="preserve">        |   |   +-- treeviewAction.class.php</w:t>
-      </w:r>
-      <w:r>
-        <w:br/>
-      </w:r>
-      <w:r>
-        <w:rPr>
-          <w:rStyle w:val="VerbatimChar"/>
-        </w:rPr>
-        <w:t xml:space="preserve">        |   |   +-- uploadsAction.class.php</w:t>
-      </w:r>
-      <w:r>
-        <w:br/>
-      </w:r>
-      <w:r>
-        <w:rPr>
-          <w:rStyle w:val="VerbatimChar"/>
-        </w:rPr>
-        <w:t xml:space="preserve">        |   |   +-- validateIdentifierAction.class.php</w:t>
-      </w:r>
-      <w:r>
-        <w:br/>
-      </w:r>
-      <w:r>
-        <w:rPr>
-          <w:rStyle w:val="VerbatimChar"/>
-        </w:rPr>
-        <w:t xml:space="preserve">        |   |   +-- visibleElementsAction.class.php</w:t>
-      </w:r>
-      <w:r>
-        <w:br/>
-      </w:r>
-      <w:r>
-        <w:rPr>
-          <w:rStyle w:val="VerbatimChar"/>
-        </w:rPr>
-        <w:t xml:space="preserve">        |   |   +-- webhooksAction.class.php</w:t>
-      </w:r>
-      <w:r>
-        <w:br/>
-      </w:r>
-      <w:r>
-        <w:rPr>
-          <w:rStyle w:val="VerbatimChar"/>
-        </w:rPr>
-        <w:t xml:space="preserve">        |   +-- menuComponent.class.php</w:t>
-      </w:r>
-      <w:r>
-        <w:br/>
-      </w:r>
-      <w:r>
-        <w:rPr>
-          <w:rStyle w:val="VerbatimChar"/>
-        </w:rPr>
-        <w:t xml:space="preserve">        +-- config/</w:t>
-      </w:r>
-      <w:r>
-        <w:br/>
-      </w:r>
-      <w:r>
-        <w:rPr>
-          <w:rStyle w:val="VerbatimChar"/>
-        </w:rPr>
-        <w:t xml:space="preserve">        |   +-- module.yml</w:t>
-      </w:r>
-      <w:r>
-        <w:br/>
-      </w:r>
-      <w:r>
-        <w:rPr>
-          <w:rStyle w:val="VerbatimChar"/>
-        </w:rPr>
-        <w:t xml:space="preserve">        +-- templates/</w:t>
-      </w:r>
-      <w:r>
-        <w:br/>
-      </w:r>
-      <w:r>
-        <w:rPr>
-          <w:rStyle w:val="VerbatimChar"/>
-        </w:rPr>
-        <w:t xml:space="preserve">            +-- _dynamicStyles.php</w:t>
-      </w:r>
-      <w:r>
-        <w:br/>
-      </w:r>
-      <w:r>
-        <w:rPr>
-          <w:rStyle w:val="VerbatimChar"/>
-        </w:rPr>
-        <w:t xml:space="preserve">            +-- _glamDamSection.php</w:t>
-      </w:r>
-      <w:r>
-        <w:br/>
-      </w:r>
-      <w:r>
-        <w:rPr>
-          <w:rStyle w:val="VerbatimChar"/>
-        </w:rPr>
-        <w:t xml:space="preserve">            +-- _glamDamTiffPdfMerge.php</w:t>
-      </w:r>
-      <w:r>
-        <w:br/>
-      </w:r>
-      <w:r>
-        <w:rPr>
-          <w:rStyle w:val="VerbatimChar"/>
-        </w:rPr>
-        <w:t xml:space="preserve">            +-- _i18n_form_field.php</w:t>
-      </w:r>
-      <w:r>
-        <w:br/>
-      </w:r>
-      <w:r>
-        <w:rPr>
-          <w:rStyle w:val="VerbatimChar"/>
-        </w:rPr>
-        <w:t xml:space="preserve">            +-- _landingPageWidget.php</w:t>
-      </w:r>
-      <w:r>
-        <w:br/>
-      </w:r>
-      <w:r>
-        <w:rPr>
-          <w:rStyle w:val="VerbatimChar"/>
-        </w:rPr>
-        <w:t xml:space="preserve">            +-- _menu.php</w:t>
-      </w:r>
-      <w:r>
-        <w:br/>
-      </w:r>
-      <w:r>
-        <w:rPr>
-          <w:rStyle w:val="VerbatimChar"/>
-        </w:rPr>
-        <w:t xml:space="preserve">            +-- _metadataSettings.php</w:t>
-      </w:r>
-      <w:r>
-        <w:br/>
-      </w:r>
-      <w:r>
-        <w:rPr>
-          <w:rStyle w:val="VerbatimChar"/>
-        </w:rPr>
-        <w:t xml:space="preserve">            +-- _multiTenantSettings.php</w:t>
-      </w:r>
-      <w:r>
-        <w:br/>
-      </w:r>
-      <w:r>
-        <w:rPr>
-          <w:rStyle w:val="VerbatimChar"/>
-        </w:rPr>
-        <w:t xml:space="preserve">            +-- _tiffPdfMergeDashboard.php</w:t>
-      </w:r>
-      <w:r>
-        <w:br/>
-      </w:r>
-      <w:r>
-        <w:rPr>
-          <w:rStyle w:val="VerbatimChar"/>
-        </w:rPr>
-        <w:t xml:space="preserve">            +-- _tiffPdfMergeSettings.php</w:t>
-      </w:r>
-      <w:r>
-        <w:br/>
-      </w:r>
-      <w:r>
-        <w:rPr>
-          <w:rStyle w:val="VerbatimChar"/>
-        </w:rPr>
-        <w:t xml:space="preserve">            +-- ahgImportSettingsSuccess.php</w:t>
-      </w:r>
-      <w:r>
-        <w:br/>
-      </w:r>
-      <w:r>
-        <w:rPr>
-          <w:rStyle w:val="VerbatimChar"/>
-        </w:rPr>
-        <w:t xml:space="preserve">            +-- ahgIntegrationSuccess.php</w:t>
-      </w:r>
-      <w:r>
-        <w:br/>
-      </w:r>
-      <w:r>
-        <w:rPr>
-          <w:rStyle w:val="VerbatimChar"/>
-        </w:rPr>
-        <w:t xml:space="preserve">            +-- ahgSettingsSuccess.php</w:t>
-      </w:r>
-      <w:r>
-        <w:br/>
-      </w:r>
-      <w:r>
-        <w:rPr>
-          <w:rStyle w:val="VerbatimChar"/>
-        </w:rPr>
-        <w:t xml:space="preserve">            +-- aiServicesSuccess.php</w:t>
-      </w:r>
-      <w:r>
-        <w:br/>
-      </w:r>
-      <w:r>
-        <w:rPr>
-          <w:rStyle w:val="VerbatimChar"/>
-        </w:rPr>
-        <w:t xml:space="preserve">            +-- apiKeysSuccess.php</w:t>
-      </w:r>
-      <w:r>
-        <w:br/>
-      </w:r>
-      <w:r>
-        <w:rPr>
-          <w:rStyle w:val="VerbatimChar"/>
-        </w:rPr>
-        <w:t xml:space="preserve">            +-- clipboardSuccess.php</w:t>
-      </w:r>
-      <w:r>
-        <w:br/>
-      </w:r>
-      <w:r>
-        <w:rPr>
-          <w:rStyle w:val="VerbatimChar"/>
-        </w:rPr>
-        <w:t xml:space="preserve">            +-- csvValidatorSuccess.php</w:t>
-      </w:r>
-      <w:r>
-        <w:br/>
-      </w:r>
-      <w:r>
-        <w:rPr>
-          <w:rStyle w:val="VerbatimChar"/>
-        </w:rPr>
-        <w:t xml:space="preserve">            +-- damToolsSuccess.php</w:t>
-      </w:r>
-      <w:r>
-        <w:br/>
-      </w:r>
-      <w:r>
-        <w:rPr>
-          <w:rStyle w:val="VerbatimChar"/>
-        </w:rPr>
-        <w:t xml:space="preserve">            +-- diacriticsSuccess.php</w:t>
-      </w:r>
-      <w:r>
-        <w:br/>
-      </w:r>
-      <w:r>
-        <w:rPr>
-          <w:rStyle w:val="VerbatimChar"/>
-        </w:rPr>
-        <w:t xml:space="preserve">            +-- digitalObjectDerivativesSuccess.php</w:t>
-      </w:r>
-      <w:r>
-        <w:br/>
-      </w:r>
-      <w:r>
-        <w:rPr>
-          <w:rStyle w:val="VerbatimChar"/>
-        </w:rPr>
-        <w:t xml:space="preserve">            +-- dipUploadSuccess.php</w:t>
-      </w:r>
-      <w:r>
-        <w:br/>
-      </w:r>
-      <w:r>
-        <w:rPr>
-          <w:rStyle w:val="VerbatimChar"/>
-        </w:rPr>
-        <w:t xml:space="preserve">            +-- emailSuccess.php</w:t>
-      </w:r>
-      <w:r>
-        <w:br/>
-      </w:r>
-      <w:r>
-        <w:rPr>
-          <w:rStyle w:val="VerbatimChar"/>
-        </w:rPr>
-        <w:t xml:space="preserve">            +-- findingAidSuccess.php</w:t>
-      </w:r>
-      <w:r>
-        <w:br/>
-      </w:r>
-      <w:r>
-        <w:rPr>
-          <w:rStyle w:val="VerbatimChar"/>
-        </w:rPr>
-        <w:t xml:space="preserve">            +-- globalSuccess.php</w:t>
-      </w:r>
-      <w:r>
-        <w:br/>
-      </w:r>
-      <w:r>
-        <w:rPr>
-          <w:rStyle w:val="VerbatimChar"/>
-        </w:rPr>
-        <w:t xml:space="preserve">            +-- identifierSuccess.php</w:t>
-      </w:r>
-      <w:r>
-        <w:br/>
-      </w:r>
-      <w:r>
-        <w:rPr>
-          <w:rStyle w:val="VerbatimChar"/>
-        </w:rPr>
-        <w:t xml:space="preserve">            +-- indexSuccess.php</w:t>
-      </w:r>
-      <w:r>
-        <w:br/>
-      </w:r>
-      <w:r>
-        <w:rPr>
-          <w:rStyle w:val="VerbatimChar"/>
-        </w:rPr>
-        <w:t xml:space="preserve">            +-- interfaceLabelSuccess.php</w:t>
-      </w:r>
-      <w:r>
-        <w:br/>
-      </w:r>
-      <w:r>
-        <w:rPr>
-          <w:rStyle w:val="VerbatimChar"/>
-        </w:rPr>
-        <w:t xml:space="preserve">            +-- inventorySuccess.php</w:t>
-      </w:r>
-      <w:r>
-        <w:br/>
-      </w:r>
-      <w:r>
-        <w:rPr>
-          <w:rStyle w:val="VerbatimChar"/>
-        </w:rPr>
-        <w:t xml:space="preserve">            +-- languageSuccess.php</w:t>
-      </w:r>
-      <w:r>
-        <w:br/>
-      </w:r>
-      <w:r>
-        <w:rPr>
-          <w:rStyle w:val="VerbatimChar"/>
-        </w:rPr>
-        <w:t xml:space="preserve">            +-- ldapSuccess.php</w:t>
-      </w:r>
-      <w:r>
-        <w:br/>
-      </w:r>
-      <w:r>
-        <w:rPr>
-          <w:rStyle w:val="VerbatimChar"/>
-        </w:rPr>
-        <w:t xml:space="preserve">            +-- levelsSuccess.php</w:t>
-      </w:r>
-      <w:r>
-        <w:br/>
-      </w:r>
-      <w:r>
-        <w:rPr>
-          <w:rStyle w:val="VerbatimChar"/>
-        </w:rPr>
-        <w:t xml:space="preserve">            +-- markdownSuccess.php</w:t>
-      </w:r>
-      <w:r>
-        <w:br/>
-      </w:r>
-      <w:r>
-        <w:rPr>
-          <w:rStyle w:val="VerbatimChar"/>
-        </w:rPr>
-        <w:t xml:space="preserve">            +-- numberingSchemeEditSuccess.php</w:t>
-      </w:r>
-      <w:r>
-        <w:br/>
-      </w:r>
-      <w:r>
-        <w:rPr>
-          <w:rStyle w:val="VerbatimChar"/>
-        </w:rPr>
-        <w:t xml:space="preserve">            +-- numberingSchemesSuccess.php</w:t>
-      </w:r>
-      <w:r>
-        <w:br/>
-      </w:r>
-      <w:r>
-        <w:rPr>
-          <w:rStyle w:val="VerbatimChar"/>
-        </w:rPr>
-        <w:t xml:space="preserve">            +-- oaiSuccess.php</w:t>
-      </w:r>
-      <w:r>
-        <w:br/>
-      </w:r>
-      <w:r>
-        <w:rPr>
-          <w:rStyle w:val="VerbatimChar"/>
-        </w:rPr>
-        <w:t xml:space="preserve">            +-- pageElementsSuccess.php</w:t>
-      </w:r>
-      <w:r>
-        <w:br/>
-      </w:r>
-      <w:r>
-        <w:rPr>
-          <w:rStyle w:val="VerbatimChar"/>
-        </w:rPr>
-        <w:t xml:space="preserve">            +-- pathsSuccess.php</w:t>
-      </w:r>
-      <w:r>
-        <w:br/>
-      </w:r>
-      <w:r>
-        <w:rPr>
-          <w:rStyle w:val="VerbatimChar"/>
-        </w:rPr>
-        <w:t xml:space="preserve">            +-- permissionsSuccess.php</w:t>
-      </w:r>
-      <w:r>
-        <w:br/>
-      </w:r>
-      <w:r>
-        <w:rPr>
-          <w:rStyle w:val="VerbatimChar"/>
-        </w:rPr>
-        <w:t xml:space="preserve">            +-- pluginsSuccess.php</w:t>
-      </w:r>
-      <w:r>
-        <w:br/>
-      </w:r>
-      <w:r>
-        <w:rPr>
-          <w:rStyle w:val="VerbatimChar"/>
-        </w:rPr>
-        <w:t xml:space="preserve">            +-- preservationSuccess.php</w:t>
-      </w:r>
-      <w:r>
-        <w:br/>
-      </w:r>
-      <w:r>
-        <w:rPr>
-          <w:rStyle w:val="VerbatimChar"/>
-        </w:rPr>
-        <w:t xml:space="preserve">            +-- privacyNotificationSuccess.php</w:t>
-      </w:r>
-      <w:r>
-        <w:br/>
-      </w:r>
-      <w:r>
-        <w:rPr>
-          <w:rStyle w:val="VerbatimChar"/>
-        </w:rPr>
-        <w:t xml:space="preserve">            +-- sectionSuccess.php</w:t>
-      </w:r>
-      <w:r>
-        <w:br/>
-      </w:r>
-      <w:r>
-        <w:rPr>
-          <w:rStyle w:val="VerbatimChar"/>
-        </w:rPr>
-        <w:t xml:space="preserve">            +-- sectorNumberingSuccess.php</w:t>
-      </w:r>
-      <w:r>
-        <w:br/>
-      </w:r>
-      <w:r>
-        <w:rPr>
-          <w:rStyle w:val="VerbatimChar"/>
-        </w:rPr>
-        <w:t xml:space="preserve">            +-- securitySuccess.php</w:t>
-      </w:r>
-      <w:r>
-        <w:br/>
-      </w:r>
-      <w:r>
-        <w:rPr>
-          <w:rStyle w:val="VerbatimChar"/>
-        </w:rPr>
-        <w:t xml:space="preserve">            +-- siteInformationSuccess.php</w:t>
-      </w:r>
-      <w:r>
-        <w:br/>
-      </w:r>
-      <w:r>
-        <w:rPr>
-          <w:rStyle w:val="VerbatimChar"/>
-        </w:rPr>
-        <w:t xml:space="preserve">            +-- templateSuccess.php</w:t>
-      </w:r>
-      <w:r>
-        <w:br/>
-      </w:r>
-      <w:r>
-        <w:rPr>
-          <w:rStyle w:val="VerbatimChar"/>
-        </w:rPr>
-        <w:t xml:space="preserve">            +-- treeviewSuccess.php</w:t>
-      </w:r>
-      <w:r>
-        <w:br/>
-      </w:r>
-      <w:r>
-        <w:rPr>
-          <w:rStyle w:val="VerbatimChar"/>
-        </w:rPr>
-        <w:t xml:space="preserve">            +-- uploadsSuccess.php</w:t>
-      </w:r>
-      <w:r>
-        <w:br/>
-      </w:r>
-      <w:r>
-        <w:rPr>
-          <w:rStyle w:val="VerbatimChar"/>
-        </w:rPr>
-        <w:t xml:space="preserve">            +-- visibleElementsSuccess.php</w:t>
-      </w:r>
-      <w:r>
-        <w:br/>
-      </w:r>
-      <w:r>
-        <w:rPr>
-          <w:rStyle w:val="VerbatimChar"/>
-        </w:rPr>
-        <w:t xml:space="preserve">            +-- webhooksSuccess.php</w:t>
+        <w:t xml:space="preserve">config/</w:t>
+      </w:r>
+      <w:r>
+        <w:t xml:space="preserve">ahgSettingsPluginConfiguration.class.php</w:t>
+      </w:r>
+      <w:r>
+        <w:t xml:space="preserve">routing.yml</w:t>
+      </w:r>
+      <w:r>
+        <w:t xml:space="preserve">database/</w:t>
+      </w:r>
+      <w:r>
+        <w:t xml:space="preserve">numbering_scheme.sql</w:t>
+      </w:r>
+      <w:r>
+        <w:t xml:space="preserve">extension.json</w:t>
+      </w:r>
+      <w:r>
+        <w:t xml:space="preserve">lib/</w:t>
+      </w:r>
+      <w:r>
+        <w:t xml:space="preserve">filter/</w:t>
+      </w:r>
+      <w:r>
+        <w:t xml:space="preserve">NumberingFilter.class.php</w:t>
+      </w:r>
+      <w:r>
+        <w:t xml:space="preserve">Services/</w:t>
+      </w:r>
+      <w:r>
+        <w:t xml:space="preserve">AhgSettingsService.php</w:t>
+      </w:r>
+      <w:r>
+        <w:t xml:space="preserve">modules/</w:t>
+      </w:r>
+      <w:r>
+        <w:t xml:space="preserve">ahgSettings/</w:t>
+      </w:r>
+      <w:r>
+        <w:t xml:space="preserve">actions/</w:t>
+      </w:r>
+      <w:r>
+        <w:t xml:space="preserve">handlers/</w:t>
+      </w:r>
+      <w:r>
+        <w:t xml:space="preserve">ahgIntegrationAction.class.php</w:t>
+      </w:r>
+      <w:r>
+        <w:t xml:space="preserve">aiServicesAction.class.php</w:t>
+      </w:r>
+      <w:r>
+        <w:t xml:space="preserve">apiKeysAction.class.php</w:t>
+      </w:r>
+      <w:r>
+        <w:t xml:space="preserve">clipboardAction.class.php</w:t>
+      </w:r>
+      <w:r>
+        <w:t xml:space="preserve">csvValidatorAction.class.php</w:t>
+      </w:r>
+      <w:r>
+        <w:t xml:space="preserve">damToolsAction.class.php</w:t>
+      </w:r>
+      <w:r>
+        <w:t xml:space="preserve">deleteAction.class.php</w:t>
+      </w:r>
+      <w:r>
+        <w:t xml:space="preserve">diacriticsAction.class.php</w:t>
+      </w:r>
+      <w:r>
+        <w:t xml:space="preserve">digitalObjectDerivativesAction.class.php</w:t>
+      </w:r>
+      <w:r>
+        <w:t xml:space="preserve">dipUploadAction.class.php</w:t>
+      </w:r>
+      <w:r>
+        <w:t xml:space="preserve">editAction.class.php</w:t>
+      </w:r>
+      <w:r>
+        <w:t xml:space="preserve">emailAction.class.php</w:t>
+      </w:r>
+      <w:r>
+        <w:t xml:space="preserve">emailTestAction.class.php</w:t>
+      </w:r>
+      <w:r>
+        <w:t xml:space="preserve">exportAction.class.php</w:t>
+      </w:r>
+      <w:r>
+        <w:t xml:space="preserve">findingAidAction.class.php</w:t>
+      </w:r>
+      <w:r>
+        <w:t xml:space="preserve">fusekiTestAction.class.php</w:t>
+      </w:r>
+      <w:r>
+        <w:t xml:space="preserve">generateIdentifierAction.class.php</w:t>
+      </w:r>
+      <w:r>
+        <w:t xml:space="preserve">globalAction.class.php</w:t>
+      </w:r>
+      <w:r>
+        <w:t xml:space="preserve">identifierAction.class.php</w:t>
+      </w:r>
+      <w:r>
+        <w:t xml:space="preserve">importAction.class.php</w:t>
+      </w:r>
+      <w:r>
+        <w:t xml:space="preserve">interfaceLabelAction.class.php</w:t>
+      </w:r>
+      <w:r>
+        <w:t xml:space="preserve">inventoryAction.class.php</w:t>
+      </w:r>
+      <w:r>
+        <w:t xml:space="preserve">languageAction.class.php</w:t>
+      </w:r>
+      <w:r>
+        <w:t xml:space="preserve">ldapAction.class.php</w:t>
+      </w:r>
+      <w:r>
+        <w:t xml:space="preserve">levelsAction.class.php</w:t>
+      </w:r>
+      <w:r>
+        <w:t xml:space="preserve">markdownAction.class.php</w:t>
+      </w:r>
+      <w:r>
+        <w:t xml:space="preserve">numberingSchemeEditAction.class.php</w:t>
+      </w:r>
+      <w:r>
+        <w:t xml:space="preserve">numberingSchemesAction.class.php</w:t>
+      </w:r>
+      <w:r>
+        <w:t xml:space="preserve">oaiAction.class.php</w:t>
+      </w:r>
+      <w:r>
+        <w:t xml:space="preserve">pageElementsAction.class.php</w:t>
+      </w:r>
+      <w:r>
+        <w:t xml:space="preserve">permissionsAction.class.php</w:t>
+      </w:r>
+      <w:r>
+        <w:t xml:space="preserve">pluginsAction.class.php</w:t>
+      </w:r>
+      <w:r>
+        <w:t xml:space="preserve">preservationAction.class.php</w:t>
+      </w:r>
+      <w:r>
+        <w:t xml:space="preserve">privacyNotificationAction.class.php</w:t>
+      </w:r>
+      <w:r>
+        <w:t xml:space="preserve">resetAction.class.php</w:t>
+      </w:r>
+      <w:r>
+        <w:t xml:space="preserve">saveTiffPdfSettingsAction.class.php</w:t>
+      </w:r>
+      <w:r>
+        <w:t xml:space="preserve">sectionAction.class.php</w:t>
+      </w:r>
+      <w:r>
+        <w:t xml:space="preserve">sectorNumberingAction.class.php</w:t>
+      </w:r>
+      <w:r>
+        <w:t xml:space="preserve">securityAction.class.php</w:t>
+      </w:r>
+      <w:r>
+        <w:t xml:space="preserve">siteInformationAction.class.php</w:t>
+      </w:r>
+      <w:r>
+        <w:t xml:space="preserve">templateAction.class.php</w:t>
+      </w:r>
+      <w:r>
+        <w:t xml:space="preserve">treeviewAction.class.php</w:t>
+      </w:r>
+      <w:r>
+        <w:t xml:space="preserve">uploadsAction.class.php</w:t>
+      </w:r>
+      <w:r>
+        <w:t xml:space="preserve">validateIdentifierAction.class.php</w:t>
+      </w:r>
+      <w:r>
+        <w:t xml:space="preserve">visibleElementsAction.class.php</w:t>
+      </w:r>
+      <w:r>
+        <w:t xml:space="preserve">webhooksAction.class.php</w:t>
+      </w:r>
+      <w:r>
+        <w:t xml:space="preserve">menuComponent.class.php</w:t>
+      </w:r>
+      <w:r>
+        <w:t xml:space="preserve">config/</w:t>
+      </w:r>
+      <w:r>
+        <w:t xml:space="preserve">module.yml</w:t>
+      </w:r>
+      <w:r>
+        <w:t xml:space="preserve">templates/</w:t>
+      </w:r>
+      <w:r>
+        <w:t xml:space="preserve">_dynamicStyles.php</w:t>
+      </w:r>
+      <w:r>
+        <w:t xml:space="preserve">_glamDamSection.php</w:t>
+      </w:r>
+      <w:r>
+        <w:t xml:space="preserve">_glamDamTiffPdfMerge.php</w:t>
+      </w:r>
+      <w:r>
+        <w:t xml:space="preserve">_i18n_form_field.php</w:t>
+      </w:r>
+      <w:r>
+        <w:t xml:space="preserve">_landingPageWidget.php</w:t>
+      </w:r>
+      <w:r>
+        <w:t xml:space="preserve">_menu.php</w:t>
+      </w:r>
+      <w:r>
+        <w:t xml:space="preserve">_metadataSettings.php</w:t>
+      </w:r>
+      <w:r>
+        <w:t xml:space="preserve">_multiTenantSettings.php</w:t>
+      </w:r>
+      <w:r>
+        <w:t xml:space="preserve">_tiffPdfMergeDashboard.php</w:t>
+      </w:r>
+      <w:r>
+        <w:t xml:space="preserve">_tiffPdfMergeSettings.php</w:t>
+      </w:r>
+      <w:r>
+        <w:t xml:space="preserve">ahgImportSettingsSuccess.php</w:t>
+      </w:r>
+      <w:r>
+        <w:t xml:space="preserve">ahgIntegrationSuccess.php</w:t>
+      </w:r>
+      <w:r>
+        <w:t xml:space="preserve">ahgSettingsSuccess.php</w:t>
+      </w:r>
+      <w:r>
+        <w:t xml:space="preserve">aiServicesSuccess.php</w:t>
+      </w:r>
+      <w:r>
+        <w:t xml:space="preserve">apiKeysSuccess.php</w:t>
+      </w:r>
+      <w:r>
+        <w:t xml:space="preserve">clipboardSuccess.php</w:t>
+      </w:r>
+      <w:r>
+        <w:t xml:space="preserve">csvValidatorSuccess.php</w:t>
+      </w:r>
+      <w:r>
+        <w:t xml:space="preserve">damToolsSuccess.php</w:t>
+      </w:r>
+      <w:r>
+        <w:t xml:space="preserve">diacriticsSuccess.php</w:t>
+      </w:r>
+      <w:r>
+        <w:t xml:space="preserve">digitalObjectDerivativesSuccess.php</w:t>
+      </w:r>
+      <w:r>
+        <w:t xml:space="preserve">dipUploadSuccess.php</w:t>
+      </w:r>
+      <w:r>
+        <w:t xml:space="preserve">emailSuccess.php</w:t>
+      </w:r>
+      <w:r>
+        <w:t xml:space="preserve">findingAidSuccess.php</w:t>
+      </w:r>
+      <w:r>
+        <w:t xml:space="preserve">globalSuccess.php</w:t>
+      </w:r>
+      <w:r>
+        <w:t xml:space="preserve">identifierSuccess.php</w:t>
+      </w:r>
+      <w:r>
+        <w:t xml:space="preserve">indexSuccess.php</w:t>
+      </w:r>
+      <w:r>
+        <w:t xml:space="preserve">interfaceLabelSuccess.php</w:t>
+      </w:r>
+      <w:r>
+        <w:t xml:space="preserve">inventorySuccess.php</w:t>
+      </w:r>
+      <w:r>
+        <w:t xml:space="preserve">languageSuccess.php</w:t>
+      </w:r>
+      <w:r>
+        <w:t xml:space="preserve">ldapSuccess.php</w:t>
+      </w:r>
+      <w:r>
+        <w:t xml:space="preserve">levelsSuccess.php</w:t>
+      </w:r>
+      <w:r>
+        <w:t xml:space="preserve">markdownSuccess.php</w:t>
+      </w:r>
+      <w:r>
+        <w:t xml:space="preserve">numberingSchemeEditSuccess.php</w:t>
+      </w:r>
+      <w:r>
+        <w:t xml:space="preserve">numberingSchemesSuccess.php</w:t>
+      </w:r>
+      <w:r>
+        <w:t xml:space="preserve">oaiSuccess.php</w:t>
+      </w:r>
+      <w:r>
+        <w:t xml:space="preserve">pageElementsSuccess.php</w:t>
+      </w:r>
+      <w:r>
+        <w:t xml:space="preserve">pathsSuccess.php</w:t>
+      </w:r>
+      <w:r>
+        <w:t xml:space="preserve">permissionsSuccess.php</w:t>
+      </w:r>
+      <w:r>
+        <w:t xml:space="preserve">pluginsSuccess.php</w:t>
+      </w:r>
+      <w:r>
+        <w:t xml:space="preserve">preservationSuccess.php</w:t>
+      </w:r>
+      <w:r>
+        <w:t xml:space="preserve">privacyNotificationSuccess.php</w:t>
+      </w:r>
+      <w:r>
+        <w:t xml:space="preserve">sectionSuccess.php</w:t>
+      </w:r>
+      <w:r>
+        <w:t xml:space="preserve">sectorNumberingSuccess.php</w:t>
+      </w:r>
+      <w:r>
+        <w:t xml:space="preserve">securitySuccess.php</w:t>
+      </w:r>
+      <w:r>
+        <w:t xml:space="preserve">siteInformationSuccess.php</w:t>
+      </w:r>
+      <w:r>
+        <w:t xml:space="preserve">templateSuccess.php</w:t>
+      </w:r>
+      <w:r>
+        <w:t xml:space="preserve">treeviewSuccess.php</w:t>
+      </w:r>
+      <w:r>
+        <w:t xml:space="preserve">uploadsSuccess.php</w:t>
+      </w:r>
+      <w:r>
+        <w:t xml:space="preserve">visibleElementsSuccess.php</w:t>
+      </w:r>
+      <w:r>
+        <w:t xml:space="preserve">webhooksSuccess.php</w:t>
       </w:r>
     </w:p>
     <w:p>
@@ -1579,481 +657,466 @@
     </w:p>
     <w:p>
       <w:pPr>
-        <w:pStyle w:val="SourceCode"/>
+        <w:pStyle w:val="FirstParagraph"/>
       </w:pPr>
       <w:r>
-        <w:rPr>
-          <w:rStyle w:val="VerbatimChar"/>
-        </w:rPr>
-        <w:t xml:space="preserve">+-----------------------------------+     +-----------------------------------+</w:t>
-      </w:r>
-      <w:r>
-        <w:br/>
-      </w:r>
-      <w:r>
-        <w:rPr>
-          <w:rStyle w:val="VerbatimChar"/>
-        </w:rPr>
-        <w:t xml:space="preserve">|          ahg_settings             |     |           ahg_api_key             |</w:t>
-      </w:r>
-      <w:r>
-        <w:br/>
-      </w:r>
-      <w:r>
-        <w:rPr>
-          <w:rStyle w:val="VerbatimChar"/>
-        </w:rPr>
-        <w:t xml:space="preserve">+-----------------------------------+     +-----------------------------------+</w:t>
-      </w:r>
-      <w:r>
-        <w:br/>
-      </w:r>
-      <w:r>
-        <w:rPr>
-          <w:rStyle w:val="VerbatimChar"/>
-        </w:rPr>
-        <w:t xml:space="preserve">| PK id INT AUTO_INCREMENT          |     | PK id INT AUTO_INCREMENT          |</w:t>
-      </w:r>
-      <w:r>
-        <w:br/>
-      </w:r>
-      <w:r>
-        <w:rPr>
-          <w:rStyle w:val="VerbatimChar"/>
-        </w:rPr>
-        <w:t xml:space="preserve">|    setting_key VARCHAR(255) UNIQUE|     |    user_id INT                    |</w:t>
-      </w:r>
-      <w:r>
-        <w:br/>
-      </w:r>
-      <w:r>
-        <w:rPr>
-          <w:rStyle w:val="VerbatimChar"/>
-        </w:rPr>
-        <w:t xml:space="preserve">|    setting_value TEXT             |     |    name VARCHAR(255)              |</w:t>
-      </w:r>
-      <w:r>
-        <w:br/>
-      </w:r>
-      <w:r>
-        <w:rPr>
-          <w:rStyle w:val="VerbatimChar"/>
-        </w:rPr>
-        <w:t xml:space="preserve">|    setting_group VARCHAR(100)     |     |    api_key VARCHAR(64)            |</w:t>
-      </w:r>
-      <w:r>
-        <w:br/>
-      </w:r>
-      <w:r>
-        <w:rPr>
-          <w:rStyle w:val="VerbatimChar"/>
-        </w:rPr>
-        <w:t xml:space="preserve">|    updated_at TIMESTAMP           |     |    api_key_prefix VARCHAR(8)      |</w:t>
-      </w:r>
-      <w:r>
-        <w:br/>
-      </w:r>
-      <w:r>
-        <w:rPr>
-          <w:rStyle w:val="VerbatimChar"/>
-        </w:rPr>
-        <w:t xml:space="preserve">+-----------------------------------+     |    scopes JSON                    |</w:t>
-      </w:r>
-      <w:r>
-        <w:br/>
-      </w:r>
-      <w:r>
-        <w:rPr>
-          <w:rStyle w:val="VerbatimChar"/>
-        </w:rPr>
-        <w:t xml:space="preserve">             |                            |    rate_limit INT                 |</w:t>
-      </w:r>
-      <w:r>
-        <w:br/>
-      </w:r>
-      <w:r>
-        <w:rPr>
-          <w:rStyle w:val="VerbatimChar"/>
-        </w:rPr>
-        <w:t xml:space="preserve">             |                            |    expires_at DATETIME            |</w:t>
-      </w:r>
-      <w:r>
-        <w:br/>
-      </w:r>
-      <w:r>
-        <w:rPr>
-          <w:rStyle w:val="VerbatimChar"/>
-        </w:rPr>
-        <w:t xml:space="preserve">             v                            |    last_used_at DATETIME          |</w:t>
-      </w:r>
-      <w:r>
-        <w:br/>
-      </w:r>
-      <w:r>
-        <w:rPr>
-          <w:rStyle w:val="VerbatimChar"/>
-        </w:rPr>
-        <w:t xml:space="preserve">+-----------------------------------+     |    is_active TINYINT(1)           |</w:t>
-      </w:r>
-      <w:r>
-        <w:br/>
-      </w:r>
-      <w:r>
-        <w:rPr>
-          <w:rStyle w:val="VerbatimChar"/>
-        </w:rPr>
-        <w:t xml:space="preserve">|         email_setting             |     |    created_at TIMESTAMP           |</w:t>
-      </w:r>
-      <w:r>
-        <w:br/>
-      </w:r>
-      <w:r>
-        <w:rPr>
-          <w:rStyle w:val="VerbatimChar"/>
-        </w:rPr>
-        <w:t xml:space="preserve">+-----------------------------------+     |    updated_at TIMESTAMP           |</w:t>
-      </w:r>
-      <w:r>
-        <w:br/>
-      </w:r>
-      <w:r>
-        <w:rPr>
-          <w:rStyle w:val="VerbatimChar"/>
-        </w:rPr>
-        <w:t xml:space="preserve">| PK id INT AUTO_INCREMENT          |     +-----------------------------------+</w:t>
-      </w:r>
-      <w:r>
-        <w:br/>
-      </w:r>
-      <w:r>
-        <w:rPr>
-          <w:rStyle w:val="VerbatimChar"/>
-        </w:rPr>
-        <w:t xml:space="preserve">|    setting_key VARCHAR(255)       |</w:t>
-      </w:r>
-      <w:r>
-        <w:br/>
-      </w:r>
-      <w:r>
-        <w:rPr>
-          <w:rStyle w:val="VerbatimChar"/>
-        </w:rPr>
-        <w:t xml:space="preserve">|    setting_value TEXT             |     +-----------------------------------+</w:t>
-      </w:r>
-      <w:r>
-        <w:br/>
-      </w:r>
-      <w:r>
-        <w:rPr>
-          <w:rStyle w:val="VerbatimChar"/>
-        </w:rPr>
-        <w:t xml:space="preserve">|    setting_group VARCHAR(50)      |     |        numbering_scheme           |</w:t>
-      </w:r>
-      <w:r>
-        <w:br/>
-      </w:r>
-      <w:r>
-        <w:rPr>
-          <w:rStyle w:val="VerbatimChar"/>
-        </w:rPr>
-        <w:t xml:space="preserve">|    updated_at TIMESTAMP           |     +-----------------------------------+</w:t>
-      </w:r>
-      <w:r>
-        <w:br/>
-      </w:r>
-      <w:r>
-        <w:rPr>
-          <w:rStyle w:val="VerbatimChar"/>
-        </w:rPr>
-        <w:t xml:space="preserve">+-----------------------------------+     | PK id INT AUTO_INCREMENT          |</w:t>
-      </w:r>
-      <w:r>
-        <w:br/>
-      </w:r>
-      <w:r>
-        <w:rPr>
-          <w:rStyle w:val="VerbatimChar"/>
-        </w:rPr>
-        <w:t xml:space="preserve">                                          |    name VARCHAR(100)              |</w:t>
-      </w:r>
-      <w:r>
-        <w:br/>
-      </w:r>
-      <w:r>
-        <w:rPr>
-          <w:rStyle w:val="VerbatimChar"/>
-        </w:rPr>
-        <w:t xml:space="preserve">+-----------------------------------+     |    sector ENUM(archive,library,   |</w:t>
-      </w:r>
-      <w:r>
-        <w:br/>
-      </w:r>
-      <w:r>
-        <w:rPr>
-          <w:rStyle w:val="VerbatimChar"/>
-        </w:rPr>
-        <w:t xml:space="preserve">| preservation_replication_target   |     |           museum,gallery,dam,all) |</w:t>
-      </w:r>
-      <w:r>
-        <w:br/>
-      </w:r>
-      <w:r>
-        <w:rPr>
-          <w:rStyle w:val="VerbatimChar"/>
-        </w:rPr>
-        <w:t xml:space="preserve">+-----------------------------------+     |    pattern VARCHAR(255)           |</w:t>
-      </w:r>
-      <w:r>
-        <w:br/>
-      </w:r>
-      <w:r>
-        <w:rPr>
-          <w:rStyle w:val="VerbatimChar"/>
-        </w:rPr>
-        <w:t xml:space="preserve">| PK id INT AUTO_INCREMENT          |     |    description TEXT               |</w:t>
-      </w:r>
-      <w:r>
-        <w:br/>
-      </w:r>
-      <w:r>
-        <w:rPr>
-          <w:rStyle w:val="VerbatimChar"/>
-        </w:rPr>
-        <w:t xml:space="preserve">|    name VARCHAR(100)              |     |    current_sequence BIGINT        |</w:t>
-      </w:r>
-      <w:r>
-        <w:br/>
-      </w:r>
-      <w:r>
-        <w:rPr>
-          <w:rStyle w:val="VerbatimChar"/>
-        </w:rPr>
-        <w:t xml:space="preserve">|    target_type ENUM(local,sftp,   |     |    sequence_reset ENUM(never,     |</w:t>
-      </w:r>
-      <w:r>
-        <w:br/>
-      </w:r>
-      <w:r>
-        <w:rPr>
-          <w:rStyle w:val="VerbatimChar"/>
-        </w:rPr>
-        <w:t xml:space="preserve">|                rsync,s3)          |     |                 yearly,monthly)   |</w:t>
-      </w:r>
-      <w:r>
-        <w:br/>
-      </w:r>
-      <w:r>
-        <w:rPr>
-          <w:rStyle w:val="VerbatimChar"/>
-        </w:rPr>
-        <w:t xml:space="preserve">|    connection_config JSON         |     |    last_reset_date DATE           |</w:t>
-      </w:r>
-      <w:r>
-        <w:br/>
-      </w:r>
-      <w:r>
-        <w:rPr>
-          <w:rStyle w:val="VerbatimChar"/>
-        </w:rPr>
-        <w:t xml:space="preserve">|    description TEXT               |     |    fill_gaps TINYINT(1)           |</w:t>
-      </w:r>
-      <w:r>
-        <w:br/>
-      </w:r>
-      <w:r>
-        <w:rPr>
-          <w:rStyle w:val="VerbatimChar"/>
-        </w:rPr>
-        <w:t xml:space="preserve">|    is_active TINYINT(1)           |     |    validation_regex VARCHAR(255)  |</w:t>
-      </w:r>
-      <w:r>
-        <w:br/>
-      </w:r>
-      <w:r>
-        <w:rPr>
-          <w:rStyle w:val="VerbatimChar"/>
-        </w:rPr>
-        <w:t xml:space="preserve">|    created_at TIMESTAMP           |     |    allow_manual_override TINYINT  |</w:t>
-      </w:r>
-      <w:r>
-        <w:br/>
-      </w:r>
-      <w:r>
-        <w:rPr>
-          <w:rStyle w:val="VerbatimChar"/>
-        </w:rPr>
-        <w:t xml:space="preserve">|    updated_at TIMESTAMP           |     |    is_active TINYINT(1)           |</w:t>
-      </w:r>
-      <w:r>
-        <w:br/>
-      </w:r>
-      <w:r>
-        <w:rPr>
-          <w:rStyle w:val="VerbatimChar"/>
-        </w:rPr>
-        <w:t xml:space="preserve">+-----------------------------------+     |    is_default TINYINT(1)          |</w:t>
-      </w:r>
-      <w:r>
-        <w:br/>
-      </w:r>
-      <w:r>
-        <w:rPr>
-          <w:rStyle w:val="VerbatimChar"/>
-        </w:rPr>
-        <w:t xml:space="preserve">             |                            |    created_at TIMESTAMP           |</w:t>
-      </w:r>
-      <w:r>
-        <w:br/>
-      </w:r>
-      <w:r>
-        <w:rPr>
-          <w:rStyle w:val="VerbatimChar"/>
-        </w:rPr>
-        <w:t xml:space="preserve">             v                            |    updated_at TIMESTAMP           |</w:t>
-      </w:r>
-      <w:r>
-        <w:br/>
-      </w:r>
-      <w:r>
-        <w:rPr>
-          <w:rStyle w:val="VerbatimChar"/>
-        </w:rPr>
-        <w:t xml:space="preserve">+-----------------------------------+     +-----------------------------------+</w:t>
-      </w:r>
-      <w:r>
-        <w:br/>
-      </w:r>
-      <w:r>
-        <w:rPr>
-          <w:rStyle w:val="VerbatimChar"/>
-        </w:rPr>
-        <w:t xml:space="preserve">|  preservation_replication_log     |                    |</w:t>
-      </w:r>
-      <w:r>
-        <w:br/>
-      </w:r>
-      <w:r>
-        <w:rPr>
-          <w:rStyle w:val="VerbatimChar"/>
-        </w:rPr>
-        <w:t xml:space="preserve">+-----------------------------------+                    v</w:t>
-      </w:r>
-      <w:r>
-        <w:br/>
-      </w:r>
-      <w:r>
-        <w:rPr>
-          <w:rStyle w:val="VerbatimChar"/>
-        </w:rPr>
-        <w:t xml:space="preserve">| PK id INT AUTO_INCREMENT          |     +-----------------------------------+</w:t>
-      </w:r>
-      <w:r>
-        <w:br/>
-      </w:r>
-      <w:r>
-        <w:rPr>
-          <w:rStyle w:val="VerbatimChar"/>
-        </w:rPr>
-        <w:t xml:space="preserve">|    target_id INT                  |     |      numbering_sequence_used      |</w:t>
-      </w:r>
-      <w:r>
-        <w:br/>
-      </w:r>
-      <w:r>
-        <w:rPr>
-          <w:rStyle w:val="VerbatimChar"/>
-        </w:rPr>
-        <w:t xml:space="preserve">|    started_at DATETIME            |     +-----------------------------------+</w:t>
-      </w:r>
-      <w:r>
-        <w:br/>
-      </w:r>
-      <w:r>
-        <w:rPr>
-          <w:rStyle w:val="VerbatimChar"/>
-        </w:rPr>
-        <w:t xml:space="preserve">|    completed_at DATETIME          |     | PK id INT AUTO_INCREMENT          |</w:t>
-      </w:r>
-      <w:r>
-        <w:br/>
-      </w:r>
-      <w:r>
-        <w:rPr>
-          <w:rStyle w:val="VerbatimChar"/>
-        </w:rPr>
-        <w:t xml:space="preserve">|    status ENUM(pending,running,   |     |    scheme_id INT                  |</w:t>
-      </w:r>
-      <w:r>
-        <w:br/>
-      </w:r>
-      <w:r>
-        <w:rPr>
-          <w:rStyle w:val="VerbatimChar"/>
-        </w:rPr>
-        <w:t xml:space="preserve">|           completed,failed)       |     |    sequence_number BIGINT         |</w:t>
-      </w:r>
-      <w:r>
-        <w:br/>
-      </w:r>
-      <w:r>
-        <w:rPr>
-          <w:rStyle w:val="VerbatimChar"/>
-        </w:rPr>
-        <w:t xml:space="preserve">|    bytes_synced BIGINT            |     |    generated_reference VARCHAR    |</w:t>
-      </w:r>
-      <w:r>
-        <w:br/>
-      </w:r>
-      <w:r>
-        <w:rPr>
-          <w:rStyle w:val="VerbatimChar"/>
-        </w:rPr>
-        <w:t xml:space="preserve">|    files_synced INT               |     |    object_id INT                  |</w:t>
-      </w:r>
-      <w:r>
-        <w:br/>
-      </w:r>
-      <w:r>
-        <w:rPr>
-          <w:rStyle w:val="VerbatimChar"/>
-        </w:rPr>
-        <w:t xml:space="preserve">|    error_message TEXT             |     |    object_type VARCHAR(50)        |</w:t>
-      </w:r>
-      <w:r>
-        <w:br/>
-      </w:r>
-      <w:r>
-        <w:rPr>
-          <w:rStyle w:val="VerbatimChar"/>
-        </w:rPr>
-        <w:t xml:space="preserve">+-----------------------------------+     |    year_context YEAR              |</w:t>
-      </w:r>
-      <w:r>
-        <w:br/>
-      </w:r>
-      <w:r>
-        <w:rPr>
-          <w:rStyle w:val="VerbatimChar"/>
-        </w:rPr>
-        <w:t xml:space="preserve">                                          |    month_context TINYINT          |</w:t>
-      </w:r>
-      <w:r>
-        <w:br/>
-      </w:r>
-      <w:r>
-        <w:rPr>
-          <w:rStyle w:val="VerbatimChar"/>
-        </w:rPr>
-        <w:t xml:space="preserve">                                          |    created_at TIMESTAMP           |</w:t>
-      </w:r>
-      <w:r>
-        <w:br/>
-      </w:r>
-      <w:r>
-        <w:rPr>
-          <w:rStyle w:val="VerbatimChar"/>
-        </w:rPr>
-        <w:t xml:space="preserve">                                          +-----------------------------------+</w:t>
+        <w:t xml:space="preserve">ahg_settings</w:t>
+      </w:r>
+      <w:r>
+        <w:t xml:space="preserve">ahg_api_key</w:t>
+      </w:r>
+      <w:r>
+        <w:t xml:space="preserve">PK</w:t>
+      </w:r>
+      <w:r>
+        <w:t xml:space="preserve">id</w:t>
+      </w:r>
+      <w:r>
+        <w:t xml:space="preserve">INT</w:t>
+      </w:r>
+      <w:r>
+        <w:t xml:space="preserve">AUTO_INCREMENT</w:t>
+      </w:r>
+      <w:r>
+        <w:t xml:space="preserve">PK</w:t>
+      </w:r>
+      <w:r>
+        <w:t xml:space="preserve">id</w:t>
+      </w:r>
+      <w:r>
+        <w:t xml:space="preserve">INT</w:t>
+      </w:r>
+      <w:r>
+        <w:t xml:space="preserve">AUTO_INCREMENT</w:t>
+      </w:r>
+      <w:r>
+        <w:t xml:space="preserve">setting_key</w:t>
+      </w:r>
+      <w:r>
+        <w:t xml:space="preserve">VARCHAR(255)</w:t>
+      </w:r>
+      <w:r>
+        <w:t xml:space="preserve">UNIQUE</w:t>
+      </w:r>
+      <w:r>
+        <w:t xml:space="preserve">user_id</w:t>
+      </w:r>
+      <w:r>
+        <w:t xml:space="preserve">INT</w:t>
+      </w:r>
+      <w:r>
+        <w:t xml:space="preserve">setting_value</w:t>
+      </w:r>
+      <w:r>
+        <w:t xml:space="preserve">TEXT</w:t>
+      </w:r>
+      <w:r>
+        <w:t xml:space="preserve">name</w:t>
+      </w:r>
+      <w:r>
+        <w:t xml:space="preserve">VARCHAR(255)</w:t>
+      </w:r>
+      <w:r>
+        <w:t xml:space="preserve">setting_group</w:t>
+      </w:r>
+      <w:r>
+        <w:t xml:space="preserve">VARCHAR(100)</w:t>
+      </w:r>
+      <w:r>
+        <w:t xml:space="preserve">api_key</w:t>
+      </w:r>
+      <w:r>
+        <w:t xml:space="preserve">VARCHAR(64)</w:t>
+      </w:r>
+      <w:r>
+        <w:t xml:space="preserve">updated_at</w:t>
+      </w:r>
+      <w:r>
+        <w:t xml:space="preserve">TIMESTAMP</w:t>
+      </w:r>
+      <w:r>
+        <w:t xml:space="preserve">api_key_prefix</w:t>
+      </w:r>
+      <w:r>
+        <w:t xml:space="preserve">VARCHAR(8)</w:t>
+      </w:r>
+      <w:r>
+        <w:t xml:space="preserve">scopes</w:t>
+      </w:r>
+      <w:r>
+        <w:t xml:space="preserve">JSON</w:t>
+      </w:r>
+      <w:r>
+        <w:t xml:space="preserve">rate_limit</w:t>
+      </w:r>
+      <w:r>
+        <w:t xml:space="preserve">INT</w:t>
+      </w:r>
+      <w:r>
+        <w:t xml:space="preserve">expires_at</w:t>
+      </w:r>
+      <w:r>
+        <w:t xml:space="preserve">DATETIME</w:t>
+      </w:r>
+      <w:r>
+        <w:t xml:space="preserve">v</w:t>
+      </w:r>
+      <w:r>
+        <w:t xml:space="preserve">last_used_at</w:t>
+      </w:r>
+      <w:r>
+        <w:t xml:space="preserve">DATETIME</w:t>
+      </w:r>
+      <w:r>
+        <w:t xml:space="preserve">is_active</w:t>
+      </w:r>
+      <w:r>
+        <w:t xml:space="preserve">TINYINT(1)</w:t>
+      </w:r>
+      <w:r>
+        <w:t xml:space="preserve">email_setting</w:t>
+      </w:r>
+      <w:r>
+        <w:t xml:space="preserve">created_at</w:t>
+      </w:r>
+      <w:r>
+        <w:t xml:space="preserve">TIMESTAMP</w:t>
+      </w:r>
+      <w:r>
+        <w:t xml:space="preserve">updated_at</w:t>
+      </w:r>
+      <w:r>
+        <w:t xml:space="preserve">TIMESTAMP</w:t>
+      </w:r>
+      <w:r>
+        <w:t xml:space="preserve">PK</w:t>
+      </w:r>
+      <w:r>
+        <w:t xml:space="preserve">id</w:t>
+      </w:r>
+      <w:r>
+        <w:t xml:space="preserve">INT</w:t>
+      </w:r>
+      <w:r>
+        <w:t xml:space="preserve">AUTO_INCREMENT</w:t>
+      </w:r>
+      <w:r>
+        <w:t xml:space="preserve">setting_key</w:t>
+      </w:r>
+      <w:r>
+        <w:t xml:space="preserve">VARCHAR(255)</w:t>
+      </w:r>
+      <w:r>
+        <w:t xml:space="preserve">setting_value</w:t>
+      </w:r>
+      <w:r>
+        <w:t xml:space="preserve">TEXT</w:t>
+      </w:r>
+      <w:r>
+        <w:t xml:space="preserve">setting_group</w:t>
+      </w:r>
+      <w:r>
+        <w:t xml:space="preserve">VARCHAR(50)</w:t>
+      </w:r>
+      <w:r>
+        <w:t xml:space="preserve">numbering_scheme</w:t>
+      </w:r>
+      <w:r>
+        <w:t xml:space="preserve">updated_at</w:t>
+      </w:r>
+      <w:r>
+        <w:t xml:space="preserve">TIMESTAMP</w:t>
+      </w:r>
+      <w:r>
+        <w:t xml:space="preserve">PK</w:t>
+      </w:r>
+      <w:r>
+        <w:t xml:space="preserve">id</w:t>
+      </w:r>
+      <w:r>
+        <w:t xml:space="preserve">INT</w:t>
+      </w:r>
+      <w:r>
+        <w:t xml:space="preserve">AUTO_INCREMENT</w:t>
+      </w:r>
+      <w:r>
+        <w:t xml:space="preserve">name</w:t>
+      </w:r>
+      <w:r>
+        <w:t xml:space="preserve">VARCHAR(100)</w:t>
+      </w:r>
+      <w:r>
+        <w:t xml:space="preserve">sector</w:t>
+      </w:r>
+      <w:r>
+        <w:t xml:space="preserve">ENUM(archive,library,</w:t>
+      </w:r>
+      <w:r>
+        <w:t xml:space="preserve">preservation_replication_target</w:t>
+      </w:r>
+      <w:r>
+        <w:t xml:space="preserve">museum,gallery,dam,all)</w:t>
+      </w:r>
+      <w:r>
+        <w:t xml:space="preserve">pattern</w:t>
+      </w:r>
+      <w:r>
+        <w:t xml:space="preserve">VARCHAR(255)</w:t>
+      </w:r>
+      <w:r>
+        <w:t xml:space="preserve">PK</w:t>
+      </w:r>
+      <w:r>
+        <w:t xml:space="preserve">id</w:t>
+      </w:r>
+      <w:r>
+        <w:t xml:space="preserve">INT</w:t>
+      </w:r>
+      <w:r>
+        <w:t xml:space="preserve">AUTO_INCREMENT</w:t>
+      </w:r>
+      <w:r>
+        <w:t xml:space="preserve">description</w:t>
+      </w:r>
+      <w:r>
+        <w:t xml:space="preserve">TEXT</w:t>
+      </w:r>
+      <w:r>
+        <w:t xml:space="preserve">name</w:t>
+      </w:r>
+      <w:r>
+        <w:t xml:space="preserve">VARCHAR(100)</w:t>
+      </w:r>
+      <w:r>
+        <w:t xml:space="preserve">current_sequence</w:t>
+      </w:r>
+      <w:r>
+        <w:t xml:space="preserve">BIGINT</w:t>
+      </w:r>
+      <w:r>
+        <w:t xml:space="preserve">target_type</w:t>
+      </w:r>
+      <w:r>
+        <w:t xml:space="preserve">ENUM(local,sftp,</w:t>
+      </w:r>
+      <w:r>
+        <w:t xml:space="preserve">sequence_reset</w:t>
+      </w:r>
+      <w:r>
+        <w:t xml:space="preserve">ENUM(never,</w:t>
+      </w:r>
+      <w:r>
+        <w:t xml:space="preserve">rsync,s3)</w:t>
+      </w:r>
+      <w:r>
+        <w:t xml:space="preserve">yearly,monthly)</w:t>
+      </w:r>
+      <w:r>
+        <w:t xml:space="preserve">connection_config</w:t>
+      </w:r>
+      <w:r>
+        <w:t xml:space="preserve">JSON</w:t>
+      </w:r>
+      <w:r>
+        <w:t xml:space="preserve">last_reset_date</w:t>
+      </w:r>
+      <w:r>
+        <w:t xml:space="preserve">DATE</w:t>
+      </w:r>
+      <w:r>
+        <w:t xml:space="preserve">description</w:t>
+      </w:r>
+      <w:r>
+        <w:t xml:space="preserve">TEXT</w:t>
+      </w:r>
+      <w:r>
+        <w:t xml:space="preserve">fill_gaps</w:t>
+      </w:r>
+      <w:r>
+        <w:t xml:space="preserve">TINYINT(1)</w:t>
+      </w:r>
+      <w:r>
+        <w:t xml:space="preserve">is_active</w:t>
+      </w:r>
+      <w:r>
+        <w:t xml:space="preserve">TINYINT(1)</w:t>
+      </w:r>
+      <w:r>
+        <w:t xml:space="preserve">validation_regex</w:t>
+      </w:r>
+      <w:r>
+        <w:t xml:space="preserve">VARCHAR(255)</w:t>
+      </w:r>
+      <w:r>
+        <w:t xml:space="preserve">created_at</w:t>
+      </w:r>
+      <w:r>
+        <w:t xml:space="preserve">TIMESTAMP</w:t>
+      </w:r>
+      <w:r>
+        <w:t xml:space="preserve">allow_manual_override</w:t>
+      </w:r>
+      <w:r>
+        <w:t xml:space="preserve">TINYINT</w:t>
+      </w:r>
+      <w:r>
+        <w:t xml:space="preserve">updated_at</w:t>
+      </w:r>
+      <w:r>
+        <w:t xml:space="preserve">TIMESTAMP</w:t>
+      </w:r>
+      <w:r>
+        <w:t xml:space="preserve">is_active</w:t>
+      </w:r>
+      <w:r>
+        <w:t xml:space="preserve">TINYINT(1)</w:t>
+      </w:r>
+      <w:r>
+        <w:t xml:space="preserve">is_default</w:t>
+      </w:r>
+      <w:r>
+        <w:t xml:space="preserve">TINYINT(1)</w:t>
+      </w:r>
+      <w:r>
+        <w:t xml:space="preserve">created_at</w:t>
+      </w:r>
+      <w:r>
+        <w:t xml:space="preserve">TIMESTAMP</w:t>
+      </w:r>
+      <w:r>
+        <w:t xml:space="preserve">v</w:t>
+      </w:r>
+      <w:r>
+        <w:t xml:space="preserve">updated_at</w:t>
+      </w:r>
+      <w:r>
+        <w:t xml:space="preserve">TIMESTAMP</w:t>
+      </w:r>
+      <w:r>
+        <w:t xml:space="preserve">preservation_replication_log</w:t>
+      </w:r>
+      <w:r>
+        <w:t xml:space="preserve">v</w:t>
+      </w:r>
+      <w:r>
+        <w:t xml:space="preserve">PK</w:t>
+      </w:r>
+      <w:r>
+        <w:t xml:space="preserve">id</w:t>
+      </w:r>
+      <w:r>
+        <w:t xml:space="preserve">INT</w:t>
+      </w:r>
+      <w:r>
+        <w:t xml:space="preserve">AUTO_INCREMENT</w:t>
+      </w:r>
+      <w:r>
+        <w:t xml:space="preserve">target_id</w:t>
+      </w:r>
+      <w:r>
+        <w:t xml:space="preserve">INT</w:t>
+      </w:r>
+      <w:r>
+        <w:t xml:space="preserve">numbering_sequence_used</w:t>
+      </w:r>
+      <w:r>
+        <w:t xml:space="preserve">started_at</w:t>
+      </w:r>
+      <w:r>
+        <w:t xml:space="preserve">DATETIME</w:t>
+      </w:r>
+      <w:r>
+        <w:t xml:space="preserve">completed_at</w:t>
+      </w:r>
+      <w:r>
+        <w:t xml:space="preserve">DATETIME</w:t>
+      </w:r>
+      <w:r>
+        <w:t xml:space="preserve">PK</w:t>
+      </w:r>
+      <w:r>
+        <w:t xml:space="preserve">id</w:t>
+      </w:r>
+      <w:r>
+        <w:t xml:space="preserve">INT</w:t>
+      </w:r>
+      <w:r>
+        <w:t xml:space="preserve">AUTO_INCREMENT</w:t>
+      </w:r>
+      <w:r>
+        <w:t xml:space="preserve">status</w:t>
+      </w:r>
+      <w:r>
+        <w:t xml:space="preserve">ENUM(pending,running,</w:t>
+      </w:r>
+      <w:r>
+        <w:t xml:space="preserve">scheme_id</w:t>
+      </w:r>
+      <w:r>
+        <w:t xml:space="preserve">INT</w:t>
+      </w:r>
+      <w:r>
+        <w:t xml:space="preserve">completed,failed)</w:t>
+      </w:r>
+      <w:r>
+        <w:t xml:space="preserve">sequence_number</w:t>
+      </w:r>
+      <w:r>
+        <w:t xml:space="preserve">BIGINT</w:t>
+      </w:r>
+      <w:r>
+        <w:t xml:space="preserve">bytes_synced</w:t>
+      </w:r>
+      <w:r>
+        <w:t xml:space="preserve">BIGINT</w:t>
+      </w:r>
+      <w:r>
+        <w:t xml:space="preserve">generated_reference</w:t>
+      </w:r>
+      <w:r>
+        <w:t xml:space="preserve">VARCHAR</w:t>
+      </w:r>
+      <w:r>
+        <w:t xml:space="preserve">files_synced</w:t>
+      </w:r>
+      <w:r>
+        <w:t xml:space="preserve">INT</w:t>
+      </w:r>
+      <w:r>
+        <w:t xml:space="preserve">object_id</w:t>
+      </w:r>
+      <w:r>
+        <w:t xml:space="preserve">INT</w:t>
+      </w:r>
+      <w:r>
+        <w:t xml:space="preserve">error_message</w:t>
+      </w:r>
+      <w:r>
+        <w:t xml:space="preserve">TEXT</w:t>
+      </w:r>
+      <w:r>
+        <w:t xml:space="preserve">object_type</w:t>
+      </w:r>
+      <w:r>
+        <w:t xml:space="preserve">VARCHAR(50)</w:t>
+      </w:r>
+      <w:r>
+        <w:t xml:space="preserve">year_context</w:t>
+      </w:r>
+      <w:r>
+        <w:t xml:space="preserve">YEAR</w:t>
+      </w:r>
+      <w:r>
+        <w:t xml:space="preserve">month_context</w:t>
+      </w:r>
+      <w:r>
+        <w:t xml:space="preserve">TINYINT</w:t>
+      </w:r>
+      <w:r>
+        <w:t xml:space="preserve">created_at</w:t>
+      </w:r>
+      <w:r>
+        <w:t xml:space="preserve">TIMESTAMP</w:t>
       </w:r>
     </w:p>
     <w:bookmarkEnd w:id="23"/>
@@ -7077,7 +6140,7 @@
         <w:rPr>
           <w:rStyle w:val="StringTok"/>
         </w:rPr>
-        <w:t xml:space="preserve">'Spectrum / Collections'</w:t>
+        <w:t xml:space="preserve">'Collections procedures'</w:t>
       </w:r>
       <w:r>
         <w:rPr>
@@ -9931,256 +8994,85 @@
     </w:p>
     <w:p>
       <w:pPr>
-        <w:pStyle w:val="SourceCode"/>
+        <w:pStyle w:val="FirstParagraph"/>
       </w:pPr>
       <w:r>
-        <w:rPr>
-          <w:rStyle w:val="VerbatimChar"/>
-        </w:rPr>
-        <w:t xml:space="preserve">User Action (Enable/Disable)</w:t>
-      </w:r>
-      <w:r>
-        <w:br/>
-      </w:r>
-      <w:r>
-        <w:rPr>
-          <w:rStyle w:val="VerbatimChar"/>
-        </w:rPr>
-        <w:t xml:space="preserve">          |</w:t>
-      </w:r>
-      <w:r>
-        <w:br/>
-      </w:r>
-      <w:r>
-        <w:rPr>
-          <w:rStyle w:val="VerbatimChar"/>
-        </w:rPr>
-        <w:t xml:space="preserve">          v</w:t>
-      </w:r>
-      <w:r>
-        <w:br/>
-      </w:r>
-      <w:r>
-        <w:rPr>
-          <w:rStyle w:val="VerbatimChar"/>
-        </w:rPr>
-        <w:t xml:space="preserve">+---------------------+</w:t>
-      </w:r>
-      <w:r>
-        <w:br/>
-      </w:r>
-      <w:r>
-        <w:rPr>
-          <w:rStyle w:val="VerbatimChar"/>
-        </w:rPr>
-        <w:t xml:space="preserve">| Check Dependencies  |</w:t>
-      </w:r>
-      <w:r>
-        <w:br/>
-      </w:r>
-      <w:r>
-        <w:rPr>
-          <w:rStyle w:val="VerbatimChar"/>
-        </w:rPr>
-        <w:t xml:space="preserve">+---------------------+</w:t>
-      </w:r>
-      <w:r>
-        <w:br/>
-      </w:r>
-      <w:r>
-        <w:rPr>
-          <w:rStyle w:val="VerbatimChar"/>
-        </w:rPr>
-        <w:t xml:space="preserve">          |</w:t>
-      </w:r>
-      <w:r>
-        <w:br/>
-      </w:r>
-      <w:r>
-        <w:rPr>
-          <w:rStyle w:val="VerbatimChar"/>
-        </w:rPr>
-        <w:t xml:space="preserve">          v</w:t>
-      </w:r>
-      <w:r>
-        <w:br/>
-      </w:r>
-      <w:r>
-        <w:rPr>
-          <w:rStyle w:val="VerbatimChar"/>
-        </w:rPr>
-        <w:t xml:space="preserve">+---------------------+</w:t>
-      </w:r>
-      <w:r>
-        <w:br/>
-      </w:r>
-      <w:r>
-        <w:rPr>
-          <w:rStyle w:val="VerbatimChar"/>
-        </w:rPr>
-        <w:t xml:space="preserve">| Update atom_plugin  |</w:t>
-      </w:r>
-      <w:r>
-        <w:br/>
-      </w:r>
-      <w:r>
-        <w:rPr>
-          <w:rStyle w:val="VerbatimChar"/>
-        </w:rPr>
-        <w:t xml:space="preserve">| is_enabled column   |</w:t>
-      </w:r>
-      <w:r>
-        <w:br/>
-      </w:r>
-      <w:r>
-        <w:rPr>
-          <w:rStyle w:val="VerbatimChar"/>
-        </w:rPr>
-        <w:t xml:space="preserve">+---------------------+</w:t>
-      </w:r>
-      <w:r>
-        <w:br/>
-      </w:r>
-      <w:r>
-        <w:rPr>
-          <w:rStyle w:val="VerbatimChar"/>
-        </w:rPr>
-        <w:t xml:space="preserve">          |</w:t>
-      </w:r>
-      <w:r>
-        <w:br/>
-      </w:r>
-      <w:r>
-        <w:rPr>
-          <w:rStyle w:val="VerbatimChar"/>
-        </w:rPr>
-        <w:t xml:space="preserve">          v</w:t>
-      </w:r>
-      <w:r>
-        <w:br/>
-      </w:r>
-      <w:r>
-        <w:rPr>
-          <w:rStyle w:val="VerbatimChar"/>
-        </w:rPr>
-        <w:t xml:space="preserve">+---------------------+</w:t>
-      </w:r>
-      <w:r>
-        <w:br/>
-      </w:r>
-      <w:r>
-        <w:rPr>
-          <w:rStyle w:val="VerbatimChar"/>
-        </w:rPr>
-        <w:t xml:space="preserve">| Sync to setting_i18n|</w:t>
-      </w:r>
-      <w:r>
-        <w:br/>
-      </w:r>
-      <w:r>
-        <w:rPr>
-          <w:rStyle w:val="VerbatimChar"/>
-        </w:rPr>
-        <w:t xml:space="preserve">| (Legacy support)    |</w:t>
-      </w:r>
-      <w:r>
-        <w:br/>
-      </w:r>
-      <w:r>
-        <w:rPr>
-          <w:rStyle w:val="VerbatimChar"/>
-        </w:rPr>
-        <w:t xml:space="preserve">+---------------------+</w:t>
-      </w:r>
-      <w:r>
-        <w:br/>
-      </w:r>
-      <w:r>
-        <w:rPr>
-          <w:rStyle w:val="VerbatimChar"/>
-        </w:rPr>
-        <w:t xml:space="preserve">          |</w:t>
-      </w:r>
-      <w:r>
-        <w:br/>
-      </w:r>
-      <w:r>
-        <w:rPr>
-          <w:rStyle w:val="VerbatimChar"/>
-        </w:rPr>
-        <w:t xml:space="preserve">          v</w:t>
-      </w:r>
-      <w:r>
-        <w:br/>
-      </w:r>
-      <w:r>
-        <w:rPr>
-          <w:rStyle w:val="VerbatimChar"/>
-        </w:rPr>
-        <w:t xml:space="preserve">+---------------------+</w:t>
-      </w:r>
-      <w:r>
-        <w:br/>
-      </w:r>
-      <w:r>
-        <w:rPr>
-          <w:rStyle w:val="VerbatimChar"/>
-        </w:rPr>
-        <w:t xml:space="preserve">| Log to audit table  |</w:t>
-      </w:r>
-      <w:r>
-        <w:br/>
-      </w:r>
-      <w:r>
-        <w:rPr>
-          <w:rStyle w:val="VerbatimChar"/>
-        </w:rPr>
-        <w:t xml:space="preserve">+---------------------+</w:t>
-      </w:r>
-      <w:r>
-        <w:br/>
-      </w:r>
-      <w:r>
-        <w:rPr>
-          <w:rStyle w:val="VerbatimChar"/>
-        </w:rPr>
-        <w:t xml:space="preserve">          |</w:t>
-      </w:r>
-      <w:r>
-        <w:br/>
-      </w:r>
-      <w:r>
-        <w:rPr>
-          <w:rStyle w:val="VerbatimChar"/>
-        </w:rPr>
-        <w:t xml:space="preserve">          v</w:t>
-      </w:r>
-      <w:r>
-        <w:br/>
-      </w:r>
-      <w:r>
-        <w:rPr>
-          <w:rStyle w:val="VerbatimChar"/>
-        </w:rPr>
-        <w:t xml:space="preserve">+---------------------+</w:t>
-      </w:r>
-      <w:r>
-        <w:br/>
-      </w:r>
-      <w:r>
-        <w:rPr>
-          <w:rStyle w:val="VerbatimChar"/>
-        </w:rPr>
-        <w:t xml:space="preserve">| Clear Symfony cache |</w:t>
-      </w:r>
-      <w:r>
-        <w:br/>
-      </w:r>
-      <w:r>
-        <w:rPr>
-          <w:rStyle w:val="VerbatimChar"/>
-        </w:rPr>
-        <w:t xml:space="preserve">+---------------------+</w:t>
+        <w:t xml:space="preserve">User</w:t>
+      </w:r>
+      <w:r>
+        <w:t xml:space="preserve">Action</w:t>
+      </w:r>
+      <w:r>
+        <w:t xml:space="preserve">(Enable/Disable)</w:t>
+      </w:r>
+      <w:r>
+        <w:t xml:space="preserve">v</w:t>
+      </w:r>
+      <w:r>
+        <w:t xml:space="preserve">Check</w:t>
+      </w:r>
+      <w:r>
+        <w:t xml:space="preserve">Dependencies</w:t>
+      </w:r>
+      <w:r>
+        <w:t xml:space="preserve">v</w:t>
+      </w:r>
+      <w:r>
+        <w:t xml:space="preserve">Update</w:t>
+      </w:r>
+      <w:r>
+        <w:t xml:space="preserve">atom_plugin</w:t>
+      </w:r>
+      <w:r>
+        <w:t xml:space="preserve">is_enabled</w:t>
+      </w:r>
+      <w:r>
+        <w:t xml:space="preserve">column</w:t>
+      </w:r>
+      <w:r>
+        <w:t xml:space="preserve">v</w:t>
+      </w:r>
+      <w:r>
+        <w:t xml:space="preserve">Sync</w:t>
+      </w:r>
+      <w:r>
+        <w:t xml:space="preserve">to</w:t>
+      </w:r>
+      <w:r>
+        <w:t xml:space="preserve">setting_i18n</w:t>
+      </w:r>
+      <w:r>
+        <w:t xml:space="preserve">(Legacy</w:t>
+      </w:r>
+      <w:r>
+        <w:t xml:space="preserve">support)</w:t>
+      </w:r>
+      <w:r>
+        <w:t xml:space="preserve">v</w:t>
+      </w:r>
+      <w:r>
+        <w:t xml:space="preserve">Log</w:t>
+      </w:r>
+      <w:r>
+        <w:t xml:space="preserve">to</w:t>
+      </w:r>
+      <w:r>
+        <w:t xml:space="preserve">audit</w:t>
+      </w:r>
+      <w:r>
+        <w:t xml:space="preserve">table</w:t>
+      </w:r>
+      <w:r>
+        <w:t xml:space="preserve">v</w:t>
+      </w:r>
+      <w:r>
+        <w:t xml:space="preserve">Clear</w:t>
+      </w:r>
+      <w:r>
+        <w:t xml:space="preserve">Symfony</w:t>
+      </w:r>
+      <w:r>
+        <w:t xml:space="preserve">cache</w:t>
       </w:r>
     </w:p>
     <w:p>
@@ -19272,7 +18164,7 @@
   <w:docDefaults>
     <w:rPrDefault>
       <w:rPr>
-        <w:rFonts w:ascii="Arial" w:cs="Arial" w:eastAsia="Arial" w:hAnsi="Arial"/>
+        <w:rFonts w:asciiTheme="minorHAnsi" w:cstheme="minorBidi" w:eastAsiaTheme="minorHAnsi" w:hAnsiTheme="minorHAnsi"/>
         <w:sz w:val="24"/>
         <w:szCs w:val="24"/>
         <w:lang w:bidi="ar-SA" w:eastAsia="en-US" w:val="en-US"/>
@@ -19280,7 +18172,7 @@
     </w:rPrDefault>
     <w:pPrDefault>
       <w:pPr>
-        <w:spacing w:after="200" w:line="360" w:lineRule="auto"/>
+        <w:spacing w:after="200"/>
       </w:pPr>
     </w:pPrDefault>
   </w:docDefaults>
@@ -20033,7 +18925,7 @@
     </a:clrScheme>
     <a:fontScheme name="Office">
       <a:majorFont>
-        <a:latin typeface="Arial"/>
+        <a:latin typeface="Calibri"/>
         <a:ea typeface=""/>
         <a:cs typeface=""/>
         <a:font script="Jpan" typeface="ＭＳ ゴシック"/>
@@ -20067,7 +18959,7 @@
         <a:font script="Uigh" typeface="Microsoft Uighur"/>
       </a:majorFont>
       <a:minorFont>
-        <a:latin typeface="Arial"/>
+        <a:latin typeface="Cambria"/>
         <a:ea typeface=""/>
         <a:cs typeface=""/>
         <a:font script="Jpan" typeface="ＭＳ 明朝"/>
